--- a/formatos/6. INSCRIPCION DE PASANTIA.docx
+++ b/formatos/6. INSCRIPCION DE PASANTIA.docx
@@ -1,6 +1,6 @@
 
 <file path=word/document.xml><?xml version="1.0" encoding="utf-8"?>
-<w:document xmlns:wpc="http://schemas.microsoft.com/office/word/2010/wordprocessingCanvas" xmlns:mc="http://schemas.openxmlformats.org/markup-compatibility/2006" xmlns:o="urn:schemas-microsoft-com:office:office" xmlns:r="http://schemas.openxmlformats.org/officeDocument/2006/relationships" xmlns:m="http://schemas.openxmlformats.org/officeDocument/2006/math" xmlns:v="urn:schemas-microsoft-com:vml" xmlns:wp14="http://schemas.microsoft.com/office/word/2010/wordprocessingDrawing" xmlns:wp="http://schemas.openxmlformats.org/drawingml/2006/wordprocessingDrawing" xmlns:w10="urn:schemas-microsoft-com:office:word" xmlns:w="http://schemas.openxmlformats.org/wordprocessingml/2006/main" xmlns:w14="http://schemas.microsoft.com/office/word/2010/wordml" xmlns:w15="http://schemas.microsoft.com/office/word/2012/wordml" xmlns:wpg="http://schemas.microsoft.com/office/word/2010/wordprocessingGroup" xmlns:wpi="http://schemas.microsoft.com/office/word/2010/wordprocessingInk" xmlns:wne="http://schemas.microsoft.com/office/word/2006/wordml" xmlns:wps="http://schemas.microsoft.com/office/word/2010/wordprocessingShape" mc:Ignorable="w14 w15 wp14">
+<w:document xmlns:wpc="http://schemas.microsoft.com/office/word/2010/wordprocessingCanvas" xmlns:cx="http://schemas.microsoft.com/office/drawing/2014/chartex" xmlns:mc="http://schemas.openxmlformats.org/markup-compatibility/2006" xmlns:o="urn:schemas-microsoft-com:office:office" xmlns:r="http://schemas.openxmlformats.org/officeDocument/2006/relationships" xmlns:m="http://schemas.openxmlformats.org/officeDocument/2006/math" xmlns:v="urn:schemas-microsoft-com:vml" xmlns:wp14="http://schemas.microsoft.com/office/word/2010/wordprocessingDrawing" xmlns:wp="http://schemas.openxmlformats.org/drawingml/2006/wordprocessingDrawing" xmlns:w10="urn:schemas-microsoft-com:office:word" xmlns:w="http://schemas.openxmlformats.org/wordprocessingml/2006/main" xmlns:w14="http://schemas.microsoft.com/office/word/2010/wordml" xmlns:w15="http://schemas.microsoft.com/office/word/2012/wordml" xmlns:w16se="http://schemas.microsoft.com/office/word/2015/wordml/symex" xmlns:wpg="http://schemas.microsoft.com/office/word/2010/wordprocessingGroup" xmlns:wpi="http://schemas.microsoft.com/office/word/2010/wordprocessingInk" xmlns:wne="http://schemas.microsoft.com/office/word/2006/wordml" xmlns:wps="http://schemas.microsoft.com/office/word/2010/wordprocessingShape" mc:Ignorable="w14 w15 w16se wp14">
   <w:body>
     <w:p>
       <w:pPr>
@@ -9,8 +9,6 @@
         </w:rPr>
       </w:pPr>
     </w:p>
-    <w:bookmarkStart w:id="0" w:name="_GoBack"/>
-    <w:bookmarkEnd w:id="0"/>
     <w:p>
       <w:pPr>
         <w:rPr>
@@ -20,7 +18,6 @@
       <w:r>
         <w:rPr>
           <w:noProof/>
-          <w:lang w:val="es-VE" w:eastAsia="es-VE"/>
         </w:rPr>
         <mc:AlternateContent>
           <mc:Choice Requires="wps">
@@ -363,13 +360,48 @@
           </w:p>
           <w:p>
             <w:pPr>
-              <w:jc w:val="right"/>
-              <w:rPr>
-                <w:rFonts w:ascii="Arial" w:hAnsi="Arial" w:cs="Arial"/>
-                <w:sz w:val="20"/>
-                <w:szCs w:val="20"/>
-              </w:rPr>
-            </w:pPr>
+              <w:rPr>
+                <w:rFonts w:ascii="Arial" w:hAnsi="Arial" w:cs="Arial"/>
+                <w:sz w:val="20"/>
+                <w:szCs w:val="20"/>
+              </w:rPr>
+            </w:pPr>
+            <w:proofErr w:type="gramStart"/>
+            <w:r>
+              <w:rPr>
+                <w:rFonts w:ascii="Arial" w:hAnsi="Arial" w:cs="Arial"/>
+                <w:sz w:val="20"/>
+                <w:szCs w:val="20"/>
+              </w:rPr>
+              <w:t>{{ estudiante</w:t>
+            </w:r>
+            <w:proofErr w:type="gramEnd"/>
+            <w:r>
+              <w:rPr>
+                <w:rFonts w:ascii="Arial" w:hAnsi="Arial" w:cs="Arial"/>
+                <w:sz w:val="20"/>
+                <w:szCs w:val="20"/>
+              </w:rPr>
+              <w:t xml:space="preserve"> | completo | </w:t>
+            </w:r>
+            <w:proofErr w:type="spellStart"/>
+            <w:r>
+              <w:rPr>
+                <w:rFonts w:ascii="Arial" w:hAnsi="Arial" w:cs="Arial"/>
+                <w:sz w:val="20"/>
+                <w:szCs w:val="20"/>
+              </w:rPr>
+              <w:t>upper</w:t>
+            </w:r>
+            <w:proofErr w:type="spellEnd"/>
+            <w:r>
+              <w:rPr>
+                <w:rFonts w:ascii="Arial" w:hAnsi="Arial" w:cs="Arial"/>
+                <w:sz w:val="20"/>
+                <w:szCs w:val="20"/>
+              </w:rPr>
+              <w:t xml:space="preserve"> }}</w:t>
+            </w:r>
           </w:p>
           <w:p>
             <w:pPr>
@@ -401,6 +433,41 @@
                 <w:szCs w:val="20"/>
               </w:rPr>
               <w:t>C.I:</w:t>
+            </w:r>
+          </w:p>
+          <w:p>
+            <w:pPr>
+              <w:rPr>
+                <w:rFonts w:ascii="Arial" w:hAnsi="Arial" w:cs="Arial"/>
+                <w:sz w:val="20"/>
+                <w:szCs w:val="20"/>
+              </w:rPr>
+            </w:pPr>
+            <w:r>
+              <w:rPr>
+                <w:rFonts w:ascii="Arial" w:hAnsi="Arial" w:cs="Arial"/>
+                <w:sz w:val="20"/>
+                <w:szCs w:val="20"/>
+              </w:rPr>
+              <w:t xml:space="preserve">{{ </w:t>
+            </w:r>
+            <w:proofErr w:type="spellStart"/>
+            <w:r>
+              <w:rPr>
+                <w:rFonts w:ascii="Arial" w:hAnsi="Arial" w:cs="Arial"/>
+                <w:sz w:val="20"/>
+                <w:szCs w:val="20"/>
+              </w:rPr>
+              <w:t>estudiante.cedula</w:t>
+            </w:r>
+            <w:proofErr w:type="spellEnd"/>
+            <w:r>
+              <w:rPr>
+                <w:rFonts w:ascii="Arial" w:hAnsi="Arial" w:cs="Arial"/>
+                <w:sz w:val="20"/>
+                <w:szCs w:val="20"/>
+              </w:rPr>
+              <w:t>}}</w:t>
             </w:r>
           </w:p>
         </w:tc>
@@ -430,6 +497,50 @@
               </w:rPr>
               <w:t>TELEFONO DE HAB/ CEL:</w:t>
             </w:r>
+            <w:r>
+              <w:rPr>
+                <w:rFonts w:ascii="Arial" w:hAnsi="Arial" w:cs="Arial"/>
+                <w:sz w:val="20"/>
+                <w:szCs w:val="20"/>
+              </w:rPr>
+              <w:t xml:space="preserve"> </w:t>
+            </w:r>
+            <w:proofErr w:type="gramStart"/>
+            <w:r>
+              <w:rPr>
+                <w:rFonts w:ascii="Arial" w:hAnsi="Arial" w:cs="Arial"/>
+                <w:sz w:val="20"/>
+                <w:szCs w:val="20"/>
+              </w:rPr>
+              <w:t xml:space="preserve">{{ </w:t>
+            </w:r>
+            <w:proofErr w:type="spellStart"/>
+            <w:r>
+              <w:rPr>
+                <w:rFonts w:ascii="Arial" w:hAnsi="Arial" w:cs="Arial"/>
+                <w:sz w:val="20"/>
+                <w:szCs w:val="20"/>
+              </w:rPr>
+              <w:t>estudiante</w:t>
+            </w:r>
+            <w:proofErr w:type="gramEnd"/>
+            <w:r>
+              <w:rPr>
+                <w:rFonts w:ascii="Arial" w:hAnsi="Arial" w:cs="Arial"/>
+                <w:sz w:val="20"/>
+                <w:szCs w:val="20"/>
+              </w:rPr>
+              <w:t>.telefono</w:t>
+            </w:r>
+            <w:proofErr w:type="spellEnd"/>
+            <w:r>
+              <w:rPr>
+                <w:rFonts w:ascii="Arial" w:hAnsi="Arial" w:cs="Arial"/>
+                <w:sz w:val="20"/>
+                <w:szCs w:val="20"/>
+              </w:rPr>
+              <w:t xml:space="preserve"> }}</w:t>
+            </w:r>
           </w:p>
           <w:p>
             <w:pPr>
@@ -461,6 +572,49 @@
                 <w:szCs w:val="20"/>
               </w:rPr>
               <w:t>CORREO ELECTRONICO</w:t>
+            </w:r>
+            <w:r>
+              <w:rPr>
+                <w:rFonts w:ascii="Arial" w:hAnsi="Arial" w:cs="Arial"/>
+                <w:sz w:val="20"/>
+                <w:szCs w:val="20"/>
+              </w:rPr>
+              <w:t xml:space="preserve"> </w:t>
+            </w:r>
+          </w:p>
+          <w:p>
+            <w:pPr>
+              <w:rPr>
+                <w:rFonts w:ascii="Arial" w:hAnsi="Arial" w:cs="Arial"/>
+                <w:sz w:val="20"/>
+                <w:szCs w:val="20"/>
+              </w:rPr>
+            </w:pPr>
+            <w:r>
+              <w:rPr>
+                <w:rFonts w:ascii="Arial" w:hAnsi="Arial" w:cs="Arial"/>
+                <w:sz w:val="20"/>
+                <w:szCs w:val="20"/>
+              </w:rPr>
+              <w:t xml:space="preserve">{{ </w:t>
+            </w:r>
+            <w:proofErr w:type="spellStart"/>
+            <w:r>
+              <w:rPr>
+                <w:rFonts w:ascii="Arial" w:hAnsi="Arial" w:cs="Arial"/>
+                <w:sz w:val="20"/>
+                <w:szCs w:val="20"/>
+              </w:rPr>
+              <w:t>estudiante.email</w:t>
+            </w:r>
+            <w:proofErr w:type="spellEnd"/>
+            <w:r>
+              <w:rPr>
+                <w:rFonts w:ascii="Arial" w:hAnsi="Arial" w:cs="Arial"/>
+                <w:sz w:val="20"/>
+                <w:szCs w:val="20"/>
+              </w:rPr>
+              <w:t xml:space="preserve"> }}</w:t>
             </w:r>
           </w:p>
         </w:tc>
@@ -509,6 +663,50 @@
               </w:rPr>
               <w:t>:</w:t>
             </w:r>
+            <w:r>
+              <w:rPr>
+                <w:rFonts w:ascii="Arial" w:hAnsi="Arial" w:cs="Arial"/>
+                <w:sz w:val="20"/>
+                <w:szCs w:val="20"/>
+              </w:rPr>
+              <w:t xml:space="preserve"> </w:t>
+            </w:r>
+            <w:proofErr w:type="gramStart"/>
+            <w:r>
+              <w:rPr>
+                <w:rFonts w:ascii="Arial" w:hAnsi="Arial" w:cs="Arial"/>
+                <w:sz w:val="20"/>
+                <w:szCs w:val="20"/>
+              </w:rPr>
+              <w:t xml:space="preserve">{{ </w:t>
+            </w:r>
+            <w:proofErr w:type="spellStart"/>
+            <w:r>
+              <w:rPr>
+                <w:rFonts w:ascii="Arial" w:hAnsi="Arial" w:cs="Arial"/>
+                <w:sz w:val="20"/>
+                <w:szCs w:val="20"/>
+              </w:rPr>
+              <w:t>estudiante</w:t>
+            </w:r>
+            <w:proofErr w:type="gramEnd"/>
+            <w:r>
+              <w:rPr>
+                <w:rFonts w:ascii="Arial" w:hAnsi="Arial" w:cs="Arial"/>
+                <w:sz w:val="20"/>
+                <w:szCs w:val="20"/>
+              </w:rPr>
+              <w:t>.direccion</w:t>
+            </w:r>
+            <w:proofErr w:type="spellEnd"/>
+            <w:r>
+              <w:rPr>
+                <w:rFonts w:ascii="Arial" w:hAnsi="Arial" w:cs="Arial"/>
+                <w:sz w:val="20"/>
+                <w:szCs w:val="20"/>
+              </w:rPr>
+              <w:t xml:space="preserve"> }}</w:t>
+            </w:r>
           </w:p>
           <w:p>
             <w:pPr>
@@ -628,6 +826,23 @@
               <w:t>SEMESTRE</w:t>
             </w:r>
           </w:p>
+          <w:p>
+            <w:pPr>
+              <w:rPr>
+                <w:rFonts w:ascii="Arial" w:hAnsi="Arial" w:cs="Arial"/>
+                <w:sz w:val="20"/>
+                <w:szCs w:val="20"/>
+              </w:rPr>
+            </w:pPr>
+            <w:r>
+              <w:rPr>
+                <w:rFonts w:ascii="Arial" w:hAnsi="Arial" w:cs="Arial"/>
+                <w:sz w:val="20"/>
+                <w:szCs w:val="20"/>
+              </w:rPr>
+              <w:t>{{ semestre }}</w:t>
+            </w:r>
+          </w:p>
         </w:tc>
         <w:tc>
           <w:tcPr>
@@ -649,6 +864,23 @@
                 <w:szCs w:val="20"/>
               </w:rPr>
               <w:t>LAPSO</w:t>
+            </w:r>
+          </w:p>
+          <w:p>
+            <w:pPr>
+              <w:rPr>
+                <w:rFonts w:ascii="Arial" w:hAnsi="Arial" w:cs="Arial"/>
+                <w:sz w:val="20"/>
+                <w:szCs w:val="20"/>
+              </w:rPr>
+            </w:pPr>
+            <w:r>
+              <w:rPr>
+                <w:rFonts w:ascii="Arial" w:hAnsi="Arial" w:cs="Arial"/>
+                <w:sz w:val="20"/>
+                <w:szCs w:val="20"/>
+              </w:rPr>
+              <w:t>{{ lapso }}</w:t>
             </w:r>
           </w:p>
         </w:tc>
@@ -718,6 +950,14 @@
                 <w:szCs w:val="20"/>
               </w:rPr>
             </w:pPr>
+            <w:r>
+              <w:rPr>
+                <w:rFonts w:ascii="Arial" w:hAnsi="Arial" w:cs="Arial"/>
+                <w:sz w:val="20"/>
+                <w:szCs w:val="20"/>
+              </w:rPr>
+              <w:t>{{ departamento }}</w:t>
+            </w:r>
           </w:p>
         </w:tc>
         <w:tc>
@@ -750,6 +990,60 @@
                 <w:szCs w:val="20"/>
               </w:rPr>
             </w:pPr>
+            <w:proofErr w:type="gramStart"/>
+            <w:r>
+              <w:rPr>
+                <w:rFonts w:ascii="Arial" w:hAnsi="Arial" w:cs="Arial"/>
+                <w:sz w:val="20"/>
+                <w:szCs w:val="20"/>
+              </w:rPr>
+              <w:t xml:space="preserve">{{ </w:t>
+            </w:r>
+            <w:proofErr w:type="spellStart"/>
+            <w:r>
+              <w:rPr>
+                <w:rFonts w:ascii="Arial" w:hAnsi="Arial" w:cs="Arial"/>
+                <w:sz w:val="20"/>
+                <w:szCs w:val="20"/>
+              </w:rPr>
+              <w:t>tutor</w:t>
+            </w:r>
+            <w:proofErr w:type="gramEnd"/>
+            <w:r>
+              <w:rPr>
+                <w:rFonts w:ascii="Arial" w:hAnsi="Arial" w:cs="Arial"/>
+                <w:sz w:val="20"/>
+                <w:szCs w:val="20"/>
+              </w:rPr>
+              <w:t>_empresarial</w:t>
+            </w:r>
+            <w:proofErr w:type="spellEnd"/>
+            <w:r>
+              <w:rPr>
+                <w:rFonts w:ascii="Arial" w:hAnsi="Arial" w:cs="Arial"/>
+                <w:sz w:val="20"/>
+                <w:szCs w:val="20"/>
+              </w:rPr>
+              <w:t xml:space="preserve"> | completo | </w:t>
+            </w:r>
+            <w:proofErr w:type="spellStart"/>
+            <w:r>
+              <w:rPr>
+                <w:rFonts w:ascii="Arial" w:hAnsi="Arial" w:cs="Arial"/>
+                <w:sz w:val="20"/>
+                <w:szCs w:val="20"/>
+              </w:rPr>
+              <w:t>upper</w:t>
+            </w:r>
+            <w:proofErr w:type="spellEnd"/>
+            <w:r>
+              <w:rPr>
+                <w:rFonts w:ascii="Arial" w:hAnsi="Arial" w:cs="Arial"/>
+                <w:sz w:val="20"/>
+                <w:szCs w:val="20"/>
+              </w:rPr>
+              <w:t xml:space="preserve"> }}</w:t>
+            </w:r>
           </w:p>
           <w:p>
             <w:pPr>
@@ -804,6 +1098,60 @@
                 <w:szCs w:val="20"/>
               </w:rPr>
             </w:pPr>
+            <w:proofErr w:type="gramStart"/>
+            <w:r>
+              <w:rPr>
+                <w:rFonts w:ascii="Arial" w:hAnsi="Arial" w:cs="Arial"/>
+                <w:sz w:val="20"/>
+                <w:szCs w:val="20"/>
+              </w:rPr>
+              <w:t xml:space="preserve">{{ </w:t>
+            </w:r>
+            <w:proofErr w:type="spellStart"/>
+            <w:r>
+              <w:rPr>
+                <w:rFonts w:ascii="Arial" w:hAnsi="Arial" w:cs="Arial"/>
+                <w:sz w:val="20"/>
+                <w:szCs w:val="20"/>
+              </w:rPr>
+              <w:t>tutor</w:t>
+            </w:r>
+            <w:proofErr w:type="gramEnd"/>
+            <w:r>
+              <w:rPr>
+                <w:rFonts w:ascii="Arial" w:hAnsi="Arial" w:cs="Arial"/>
+                <w:sz w:val="20"/>
+                <w:szCs w:val="20"/>
+              </w:rPr>
+              <w:t>_academico</w:t>
+            </w:r>
+            <w:proofErr w:type="spellEnd"/>
+            <w:r>
+              <w:rPr>
+                <w:rFonts w:ascii="Arial" w:hAnsi="Arial" w:cs="Arial"/>
+                <w:sz w:val="20"/>
+                <w:szCs w:val="20"/>
+              </w:rPr>
+              <w:t xml:space="preserve"> | completo | </w:t>
+            </w:r>
+            <w:proofErr w:type="spellStart"/>
+            <w:r>
+              <w:rPr>
+                <w:rFonts w:ascii="Arial" w:hAnsi="Arial" w:cs="Arial"/>
+                <w:sz w:val="20"/>
+                <w:szCs w:val="20"/>
+              </w:rPr>
+              <w:t>upper</w:t>
+            </w:r>
+            <w:proofErr w:type="spellEnd"/>
+            <w:r>
+              <w:rPr>
+                <w:rFonts w:ascii="Arial" w:hAnsi="Arial" w:cs="Arial"/>
+                <w:sz w:val="20"/>
+                <w:szCs w:val="20"/>
+              </w:rPr>
+              <w:t xml:space="preserve"> }}</w:t>
+            </w:r>
           </w:p>
           <w:p>
             <w:pPr>
@@ -879,39 +1227,33 @@
                 <w:sz w:val="20"/>
                 <w:szCs w:val="20"/>
               </w:rPr>
-              <w:t>DESDE:______</w:t>
-            </w:r>
-            <w:r>
-              <w:rPr>
-                <w:rFonts w:ascii="Arial" w:hAnsi="Arial" w:cs="Arial"/>
-                <w:sz w:val="20"/>
-                <w:szCs w:val="20"/>
-              </w:rPr>
-              <w:t>_____</w:t>
-            </w:r>
-            <w:r>
-              <w:rPr>
-                <w:rFonts w:ascii="Arial" w:hAnsi="Arial" w:cs="Arial"/>
-                <w:sz w:val="20"/>
-                <w:szCs w:val="20"/>
-              </w:rPr>
-              <w:t>______ HASTA: __</w:t>
-            </w:r>
-            <w:r>
-              <w:rPr>
-                <w:rFonts w:ascii="Arial" w:hAnsi="Arial" w:cs="Arial"/>
-                <w:sz w:val="20"/>
-                <w:szCs w:val="20"/>
-              </w:rPr>
-              <w:t>_______</w:t>
-            </w:r>
-            <w:r>
-              <w:rPr>
-                <w:rFonts w:ascii="Arial" w:hAnsi="Arial" w:cs="Arial"/>
-                <w:sz w:val="20"/>
-                <w:szCs w:val="20"/>
-              </w:rPr>
-              <w:t>__________</w:t>
+              <w:t>DESDE:</w:t>
+            </w:r>
+            <w:r>
+              <w:rPr>
+                <w:rFonts w:ascii="Arial" w:hAnsi="Arial" w:cs="Arial"/>
+                <w:sz w:val="20"/>
+                <w:szCs w:val="20"/>
+                <w:u w:val="single"/>
+              </w:rPr>
+              <w:t>{{inicio}}</w:t>
+            </w:r>
+            <w:r>
+              <w:rPr>
+                <w:rFonts w:ascii="Arial" w:hAnsi="Arial" w:cs="Arial"/>
+                <w:sz w:val="20"/>
+                <w:szCs w:val="20"/>
+              </w:rPr>
+              <w:t xml:space="preserve">  HASTA: </w:t>
+            </w:r>
+            <w:r>
+              <w:rPr>
+                <w:rFonts w:ascii="Arial" w:hAnsi="Arial" w:cs="Arial"/>
+                <w:sz w:val="20"/>
+                <w:szCs w:val="20"/>
+                <w:u w:val="single"/>
+              </w:rPr>
+              <w:t>{{final}}</w:t>
             </w:r>
           </w:p>
         </w:tc>
@@ -1062,6 +1404,50 @@
               </w:rPr>
               <w:t>:</w:t>
             </w:r>
+            <w:r>
+              <w:rPr>
+                <w:rFonts w:ascii="Arial" w:hAnsi="Arial" w:cs="Arial"/>
+                <w:sz w:val="20"/>
+                <w:szCs w:val="20"/>
+              </w:rPr>
+              <w:t xml:space="preserve"> </w:t>
+            </w:r>
+            <w:proofErr w:type="gramStart"/>
+            <w:r>
+              <w:rPr>
+                <w:rFonts w:ascii="Arial" w:hAnsi="Arial" w:cs="Arial"/>
+                <w:sz w:val="20"/>
+                <w:szCs w:val="20"/>
+              </w:rPr>
+              <w:t xml:space="preserve">{{ </w:t>
+            </w:r>
+            <w:proofErr w:type="spellStart"/>
+            <w:r>
+              <w:rPr>
+                <w:rFonts w:ascii="Arial" w:hAnsi="Arial" w:cs="Arial"/>
+                <w:sz w:val="20"/>
+                <w:szCs w:val="20"/>
+              </w:rPr>
+              <w:t>empresa</w:t>
+            </w:r>
+            <w:proofErr w:type="gramEnd"/>
+            <w:r>
+              <w:rPr>
+                <w:rFonts w:ascii="Arial" w:hAnsi="Arial" w:cs="Arial"/>
+                <w:sz w:val="20"/>
+                <w:szCs w:val="20"/>
+              </w:rPr>
+              <w:t>.razon_social</w:t>
+            </w:r>
+            <w:proofErr w:type="spellEnd"/>
+            <w:r>
+              <w:rPr>
+                <w:rFonts w:ascii="Arial" w:hAnsi="Arial" w:cs="Arial"/>
+                <w:sz w:val="20"/>
+                <w:szCs w:val="20"/>
+              </w:rPr>
+              <w:t xml:space="preserve"> }}</w:t>
+            </w:r>
           </w:p>
           <w:p>
             <w:pPr>
@@ -1108,6 +1494,50 @@
               </w:rPr>
               <w:t>DIRECCION:</w:t>
             </w:r>
+            <w:r>
+              <w:rPr>
+                <w:rFonts w:ascii="Arial" w:hAnsi="Arial" w:cs="Arial"/>
+                <w:sz w:val="20"/>
+                <w:szCs w:val="20"/>
+              </w:rPr>
+              <w:t xml:space="preserve"> </w:t>
+            </w:r>
+            <w:proofErr w:type="gramStart"/>
+            <w:r>
+              <w:rPr>
+                <w:rFonts w:ascii="Arial" w:hAnsi="Arial" w:cs="Arial"/>
+                <w:sz w:val="20"/>
+                <w:szCs w:val="20"/>
+              </w:rPr>
+              <w:t xml:space="preserve">{{ </w:t>
+            </w:r>
+            <w:proofErr w:type="spellStart"/>
+            <w:r>
+              <w:rPr>
+                <w:rFonts w:ascii="Arial" w:hAnsi="Arial" w:cs="Arial"/>
+                <w:sz w:val="20"/>
+                <w:szCs w:val="20"/>
+              </w:rPr>
+              <w:t>empresa</w:t>
+            </w:r>
+            <w:proofErr w:type="gramEnd"/>
+            <w:r>
+              <w:rPr>
+                <w:rFonts w:ascii="Arial" w:hAnsi="Arial" w:cs="Arial"/>
+                <w:sz w:val="20"/>
+                <w:szCs w:val="20"/>
+              </w:rPr>
+              <w:t>.direccion</w:t>
+            </w:r>
+            <w:proofErr w:type="spellEnd"/>
+            <w:r>
+              <w:rPr>
+                <w:rFonts w:ascii="Arial" w:hAnsi="Arial" w:cs="Arial"/>
+                <w:sz w:val="20"/>
+                <w:szCs w:val="20"/>
+              </w:rPr>
+              <w:t xml:space="preserve"> }}</w:t>
+            </w:r>
           </w:p>
           <w:p>
             <w:pPr>
@@ -1202,6 +1632,42 @@
                 <w:szCs w:val="20"/>
               </w:rPr>
             </w:pPr>
+            <w:proofErr w:type="gramStart"/>
+            <w:r>
+              <w:rPr>
+                <w:rFonts w:ascii="Arial" w:hAnsi="Arial" w:cs="Arial"/>
+                <w:sz w:val="20"/>
+                <w:szCs w:val="20"/>
+              </w:rPr>
+              <w:t xml:space="preserve">{{ </w:t>
+            </w:r>
+            <w:proofErr w:type="spellStart"/>
+            <w:r>
+              <w:rPr>
+                <w:rFonts w:ascii="Arial" w:hAnsi="Arial" w:cs="Arial"/>
+                <w:sz w:val="20"/>
+                <w:szCs w:val="20"/>
+              </w:rPr>
+              <w:t>empresa</w:t>
+            </w:r>
+            <w:proofErr w:type="gramEnd"/>
+            <w:r>
+              <w:rPr>
+                <w:rFonts w:ascii="Arial" w:hAnsi="Arial" w:cs="Arial"/>
+                <w:sz w:val="20"/>
+                <w:szCs w:val="20"/>
+              </w:rPr>
+              <w:t>.telefono</w:t>
+            </w:r>
+            <w:proofErr w:type="spellEnd"/>
+            <w:r>
+              <w:rPr>
+                <w:rFonts w:ascii="Arial" w:hAnsi="Arial" w:cs="Arial"/>
+                <w:sz w:val="20"/>
+                <w:szCs w:val="20"/>
+              </w:rPr>
+              <w:t xml:space="preserve"> }}</w:t>
+            </w:r>
           </w:p>
           <w:p>
             <w:pPr>
@@ -1239,6 +1705,16 @@
               </w:rPr>
               <w:t>CORREO ELECTRONICO:</w:t>
             </w:r>
+            <w:r>
+              <w:rPr>
+                <w:rFonts w:ascii="Arial" w:hAnsi="Arial" w:cs="Arial"/>
+                <w:sz w:val="20"/>
+                <w:szCs w:val="20"/>
+              </w:rPr>
+              <w:t xml:space="preserve"> {{empresa.email}}</w:t>
+            </w:r>
+            <w:bookmarkStart w:id="0" w:name="_GoBack"/>
+            <w:bookmarkEnd w:id="0"/>
           </w:p>
           <w:p>
             <w:pPr>
@@ -1719,7 +2195,7 @@
 </file>
 
 <file path=word/endnotes.xml><?xml version="1.0" encoding="utf-8"?>
-<w:endnotes xmlns:wpc="http://schemas.microsoft.com/office/word/2010/wordprocessingCanvas" xmlns:mc="http://schemas.openxmlformats.org/markup-compatibility/2006" xmlns:o="urn:schemas-microsoft-com:office:office" xmlns:r="http://schemas.openxmlformats.org/officeDocument/2006/relationships" xmlns:m="http://schemas.openxmlformats.org/officeDocument/2006/math" xmlns:v="urn:schemas-microsoft-com:vml" xmlns:wp14="http://schemas.microsoft.com/office/word/2010/wordprocessingDrawing" xmlns:wp="http://schemas.openxmlformats.org/drawingml/2006/wordprocessingDrawing" xmlns:w10="urn:schemas-microsoft-com:office:word" xmlns:w="http://schemas.openxmlformats.org/wordprocessingml/2006/main" xmlns:w14="http://schemas.microsoft.com/office/word/2010/wordml" xmlns:w15="http://schemas.microsoft.com/office/word/2012/wordml" xmlns:wpg="http://schemas.microsoft.com/office/word/2010/wordprocessingGroup" xmlns:wpi="http://schemas.microsoft.com/office/word/2010/wordprocessingInk" xmlns:wne="http://schemas.microsoft.com/office/word/2006/wordml" xmlns:wps="http://schemas.microsoft.com/office/word/2010/wordprocessingShape" mc:Ignorable="w14 w15 wp14">
+<w:endnotes xmlns:wpc="http://schemas.microsoft.com/office/word/2010/wordprocessingCanvas" xmlns:cx="http://schemas.microsoft.com/office/drawing/2014/chartex" xmlns:mc="http://schemas.openxmlformats.org/markup-compatibility/2006" xmlns:o="urn:schemas-microsoft-com:office:office" xmlns:r="http://schemas.openxmlformats.org/officeDocument/2006/relationships" xmlns:m="http://schemas.openxmlformats.org/officeDocument/2006/math" xmlns:v="urn:schemas-microsoft-com:vml" xmlns:wp14="http://schemas.microsoft.com/office/word/2010/wordprocessingDrawing" xmlns:wp="http://schemas.openxmlformats.org/drawingml/2006/wordprocessingDrawing" xmlns:w10="urn:schemas-microsoft-com:office:word" xmlns:w="http://schemas.openxmlformats.org/wordprocessingml/2006/main" xmlns:w14="http://schemas.microsoft.com/office/word/2010/wordml" xmlns:w15="http://schemas.microsoft.com/office/word/2012/wordml" xmlns:w16se="http://schemas.microsoft.com/office/word/2015/wordml/symex" xmlns:wpg="http://schemas.microsoft.com/office/word/2010/wordprocessingGroup" xmlns:wpi="http://schemas.microsoft.com/office/word/2010/wordprocessingInk" xmlns:wne="http://schemas.microsoft.com/office/word/2006/wordml" xmlns:wps="http://schemas.microsoft.com/office/word/2010/wordprocessingShape" mc:Ignorable="w14 w15 w16se wp14">
   <w:endnote w:type="separator" w:id="-1">
     <w:p>
       <w:r>
@@ -1738,7 +2214,7 @@
 </file>
 
 <file path=word/footnotes.xml><?xml version="1.0" encoding="utf-8"?>
-<w:footnotes xmlns:wpc="http://schemas.microsoft.com/office/word/2010/wordprocessingCanvas" xmlns:mc="http://schemas.openxmlformats.org/markup-compatibility/2006" xmlns:o="urn:schemas-microsoft-com:office:office" xmlns:r="http://schemas.openxmlformats.org/officeDocument/2006/relationships" xmlns:m="http://schemas.openxmlformats.org/officeDocument/2006/math" xmlns:v="urn:schemas-microsoft-com:vml" xmlns:wp14="http://schemas.microsoft.com/office/word/2010/wordprocessingDrawing" xmlns:wp="http://schemas.openxmlformats.org/drawingml/2006/wordprocessingDrawing" xmlns:w10="urn:schemas-microsoft-com:office:word" xmlns:w="http://schemas.openxmlformats.org/wordprocessingml/2006/main" xmlns:w14="http://schemas.microsoft.com/office/word/2010/wordml" xmlns:w15="http://schemas.microsoft.com/office/word/2012/wordml" xmlns:wpg="http://schemas.microsoft.com/office/word/2010/wordprocessingGroup" xmlns:wpi="http://schemas.microsoft.com/office/word/2010/wordprocessingInk" xmlns:wne="http://schemas.microsoft.com/office/word/2006/wordml" xmlns:wps="http://schemas.microsoft.com/office/word/2010/wordprocessingShape" mc:Ignorable="w14 w15 wp14">
+<w:footnotes xmlns:wpc="http://schemas.microsoft.com/office/word/2010/wordprocessingCanvas" xmlns:cx="http://schemas.microsoft.com/office/drawing/2014/chartex" xmlns:mc="http://schemas.openxmlformats.org/markup-compatibility/2006" xmlns:o="urn:schemas-microsoft-com:office:office" xmlns:r="http://schemas.openxmlformats.org/officeDocument/2006/relationships" xmlns:m="http://schemas.openxmlformats.org/officeDocument/2006/math" xmlns:v="urn:schemas-microsoft-com:vml" xmlns:wp14="http://schemas.microsoft.com/office/word/2010/wordprocessingDrawing" xmlns:wp="http://schemas.openxmlformats.org/drawingml/2006/wordprocessingDrawing" xmlns:w10="urn:schemas-microsoft-com:office:word" xmlns:w="http://schemas.openxmlformats.org/wordprocessingml/2006/main" xmlns:w14="http://schemas.microsoft.com/office/word/2010/wordml" xmlns:w15="http://schemas.microsoft.com/office/word/2012/wordml" xmlns:w16se="http://schemas.microsoft.com/office/word/2015/wordml/symex" xmlns:wpg="http://schemas.microsoft.com/office/word/2010/wordprocessingGroup" xmlns:wpi="http://schemas.microsoft.com/office/word/2010/wordprocessingInk" xmlns:wne="http://schemas.microsoft.com/office/word/2006/wordml" xmlns:wps="http://schemas.microsoft.com/office/word/2010/wordprocessingShape" mc:Ignorable="w14 w15 w16se wp14">
   <w:footnote w:type="separator" w:id="-1">
     <w:p>
       <w:r>
@@ -1757,7 +2233,7 @@
 </file>
 
 <file path=word/header1.xml><?xml version="1.0" encoding="utf-8"?>
-<w:hdr xmlns:wpc="http://schemas.microsoft.com/office/word/2010/wordprocessingCanvas" xmlns:mc="http://schemas.openxmlformats.org/markup-compatibility/2006" xmlns:o="urn:schemas-microsoft-com:office:office" xmlns:r="http://schemas.openxmlformats.org/officeDocument/2006/relationships" xmlns:m="http://schemas.openxmlformats.org/officeDocument/2006/math" xmlns:v="urn:schemas-microsoft-com:vml" xmlns:wp14="http://schemas.microsoft.com/office/word/2010/wordprocessingDrawing" xmlns:wp="http://schemas.openxmlformats.org/drawingml/2006/wordprocessingDrawing" xmlns:w10="urn:schemas-microsoft-com:office:word" xmlns:w="http://schemas.openxmlformats.org/wordprocessingml/2006/main" xmlns:w14="http://schemas.microsoft.com/office/word/2010/wordml" xmlns:w15="http://schemas.microsoft.com/office/word/2012/wordml" xmlns:wpg="http://schemas.microsoft.com/office/word/2010/wordprocessingGroup" xmlns:wpi="http://schemas.microsoft.com/office/word/2010/wordprocessingInk" xmlns:wne="http://schemas.microsoft.com/office/word/2006/wordml" xmlns:wps="http://schemas.microsoft.com/office/word/2010/wordprocessingShape" mc:Ignorable="w14 w15 wp14">
+<w:hdr xmlns:wpc="http://schemas.microsoft.com/office/word/2010/wordprocessingCanvas" xmlns:cx="http://schemas.microsoft.com/office/drawing/2014/chartex" xmlns:mc="http://schemas.openxmlformats.org/markup-compatibility/2006" xmlns:o="urn:schemas-microsoft-com:office:office" xmlns:r="http://schemas.openxmlformats.org/officeDocument/2006/relationships" xmlns:m="http://schemas.openxmlformats.org/officeDocument/2006/math" xmlns:v="urn:schemas-microsoft-com:vml" xmlns:wp14="http://schemas.microsoft.com/office/word/2010/wordprocessingDrawing" xmlns:wp="http://schemas.openxmlformats.org/drawingml/2006/wordprocessingDrawing" xmlns:w10="urn:schemas-microsoft-com:office:word" xmlns:w="http://schemas.openxmlformats.org/wordprocessingml/2006/main" xmlns:w14="http://schemas.microsoft.com/office/word/2010/wordml" xmlns:w15="http://schemas.microsoft.com/office/word/2012/wordml" xmlns:w16se="http://schemas.microsoft.com/office/word/2015/wordml/symex" xmlns:wpg="http://schemas.microsoft.com/office/word/2010/wordprocessingGroup" xmlns:wpi="http://schemas.microsoft.com/office/word/2010/wordprocessingInk" xmlns:wne="http://schemas.microsoft.com/office/word/2006/wordml" xmlns:wps="http://schemas.microsoft.com/office/word/2010/wordprocessingShape" mc:Ignorable="w14 w15 w16se wp14">
   <w:p>
     <w:pPr>
       <w:pStyle w:val="Encabezado"/>
@@ -1772,7 +2248,6 @@
         <w:b/>
         <w:noProof/>
         <w:color w:val="17365D" w:themeColor="text2" w:themeShade="BF"/>
-        <w:lang w:val="es-VE" w:eastAsia="es-VE"/>
       </w:rPr>
       <w:drawing>
         <wp:anchor distT="0" distB="0" distL="114300" distR="114300" simplePos="0" relativeHeight="251657728" behindDoc="0" locked="0" layoutInCell="1" allowOverlap="1" wp14:anchorId="6BF237F1" wp14:editId="4658F6CF">
@@ -1894,7 +2369,7 @@
 </file>
 
 <file path=word/styles.xml><?xml version="1.0" encoding="utf-8"?>
-<w:styles xmlns:mc="http://schemas.openxmlformats.org/markup-compatibility/2006" xmlns:r="http://schemas.openxmlformats.org/officeDocument/2006/relationships" xmlns:w="http://schemas.openxmlformats.org/wordprocessingml/2006/main" xmlns:w14="http://schemas.microsoft.com/office/word/2010/wordml" xmlns:w15="http://schemas.microsoft.com/office/word/2012/wordml" mc:Ignorable="w14 w15">
+<w:styles xmlns:mc="http://schemas.openxmlformats.org/markup-compatibility/2006" xmlns:r="http://schemas.openxmlformats.org/officeDocument/2006/relationships" xmlns:w="http://schemas.openxmlformats.org/wordprocessingml/2006/main" xmlns:w14="http://schemas.microsoft.com/office/word/2010/wordml" xmlns:w15="http://schemas.microsoft.com/office/word/2012/wordml" xmlns:w16se="http://schemas.microsoft.com/office/word/2015/wordml/symex" mc:Ignorable="w14 w15 w16se">
   <w:docDefaults>
     <w:rPrDefault>
       <w:rPr>
@@ -2311,7 +2786,6 @@
     <w:basedOn w:val="Tablanormal"/>
     <w:rsid w:val="005543D6"/>
     <w:tblPr>
-      <w:tblInd w:w="0" w:type="dxa"/>
       <w:tblBorders>
         <w:top w:val="single" w:sz="4" w:space="0" w:color="auto"/>
         <w:left w:val="single" w:sz="4" w:space="0" w:color="auto"/>
@@ -2320,12 +2794,6 @@
         <w:insideH w:val="single" w:sz="4" w:space="0" w:color="auto"/>
         <w:insideV w:val="single" w:sz="4" w:space="0" w:color="auto"/>
       </w:tblBorders>
-      <w:tblCellMar>
-        <w:top w:w="0" w:type="dxa"/>
-        <w:left w:w="108" w:type="dxa"/>
-        <w:bottom w:w="0" w:type="dxa"/>
-        <w:right w:w="108" w:type="dxa"/>
-      </w:tblCellMar>
     </w:tblPr>
   </w:style>
   <w:style w:type="paragraph" w:styleId="Encabezado">

--- a/formatos/6. INSCRIPCION DE PASANTIA.docx
+++ b/formatos/6. INSCRIPCION DE PASANTIA.docx
@@ -1,6 +1,6 @@
 
 <file path=word/document.xml><?xml version="1.0" encoding="utf-8"?>
-<w:document xmlns:wpc="http://schemas.microsoft.com/office/word/2010/wordprocessingCanvas" xmlns:cx="http://schemas.microsoft.com/office/drawing/2014/chartex" xmlns:mc="http://schemas.openxmlformats.org/markup-compatibility/2006" xmlns:o="urn:schemas-microsoft-com:office:office" xmlns:r="http://schemas.openxmlformats.org/officeDocument/2006/relationships" xmlns:m="http://schemas.openxmlformats.org/officeDocument/2006/math" xmlns:v="urn:schemas-microsoft-com:vml" xmlns:wp14="http://schemas.microsoft.com/office/word/2010/wordprocessingDrawing" xmlns:wp="http://schemas.openxmlformats.org/drawingml/2006/wordprocessingDrawing" xmlns:w10="urn:schemas-microsoft-com:office:word" xmlns:w="http://schemas.openxmlformats.org/wordprocessingml/2006/main" xmlns:w14="http://schemas.microsoft.com/office/word/2010/wordml" xmlns:w15="http://schemas.microsoft.com/office/word/2012/wordml" xmlns:w16se="http://schemas.microsoft.com/office/word/2015/wordml/symex" xmlns:wpg="http://schemas.microsoft.com/office/word/2010/wordprocessingGroup" xmlns:wpi="http://schemas.microsoft.com/office/word/2010/wordprocessingInk" xmlns:wne="http://schemas.microsoft.com/office/word/2006/wordml" xmlns:wps="http://schemas.microsoft.com/office/word/2010/wordprocessingShape" mc:Ignorable="w14 w15 w16se wp14">
+<w:document xmlns:wpc="http://schemas.microsoft.com/office/word/2010/wordprocessingCanvas" xmlns:cx="http://schemas.microsoft.com/office/drawing/2014/chartex" xmlns:cx1="http://schemas.microsoft.com/office/drawing/2015/9/8/chartex" xmlns:cx2="http://schemas.microsoft.com/office/drawing/2015/10/21/chartex" xmlns:cx3="http://schemas.microsoft.com/office/drawing/2016/5/9/chartex" xmlns:cx4="http://schemas.microsoft.com/office/drawing/2016/5/10/chartex" xmlns:cx5="http://schemas.microsoft.com/office/drawing/2016/5/11/chartex" xmlns:cx6="http://schemas.microsoft.com/office/drawing/2016/5/12/chartex" xmlns:cx7="http://schemas.microsoft.com/office/drawing/2016/5/13/chartex" xmlns:cx8="http://schemas.microsoft.com/office/drawing/2016/5/14/chartex" xmlns:mc="http://schemas.openxmlformats.org/markup-compatibility/2006" xmlns:aink="http://schemas.microsoft.com/office/drawing/2016/ink" xmlns:am3d="http://schemas.microsoft.com/office/drawing/2017/model3d" xmlns:o="urn:schemas-microsoft-com:office:office" xmlns:r="http://schemas.openxmlformats.org/officeDocument/2006/relationships" xmlns:m="http://schemas.openxmlformats.org/officeDocument/2006/math" xmlns:v="urn:schemas-microsoft-com:vml" xmlns:wp14="http://schemas.microsoft.com/office/word/2010/wordprocessingDrawing" xmlns:wp="http://schemas.openxmlformats.org/drawingml/2006/wordprocessingDrawing" xmlns:w10="urn:schemas-microsoft-com:office:word" xmlns:w="http://schemas.openxmlformats.org/wordprocessingml/2006/main" xmlns:w14="http://schemas.microsoft.com/office/word/2010/wordml" xmlns:w15="http://schemas.microsoft.com/office/word/2012/wordml" xmlns:w16cex="http://schemas.microsoft.com/office/word/2018/wordml/cex" xmlns:w16cid="http://schemas.microsoft.com/office/word/2016/wordml/cid" xmlns:w16="http://schemas.microsoft.com/office/word/2018/wordml" xmlns:w16sdtdh="http://schemas.microsoft.com/office/word/2020/wordml/sdtdatahash" xmlns:w16se="http://schemas.microsoft.com/office/word/2015/wordml/symex" xmlns:wpg="http://schemas.microsoft.com/office/word/2010/wordprocessingGroup" xmlns:wpi="http://schemas.microsoft.com/office/word/2010/wordprocessingInk" xmlns:wne="http://schemas.microsoft.com/office/word/2006/wordml" xmlns:wps="http://schemas.microsoft.com/office/word/2010/wordprocessingShape" mc:Ignorable="w14 w15 w16se w16cid w16 w16cex w16sdtdh wp14">
   <w:body>
     <w:p>
       <w:pPr>
@@ -22,7 +22,7 @@
         <mc:AlternateContent>
           <mc:Choice Requires="wps">
             <w:drawing>
-              <wp:anchor distT="0" distB="0" distL="114300" distR="114300" simplePos="0" relativeHeight="251657728" behindDoc="0" locked="0" layoutInCell="1" allowOverlap="1">
+              <wp:anchor distT="0" distB="0" distL="114300" distR="114300" simplePos="0" relativeHeight="251657728" behindDoc="0" locked="0" layoutInCell="1" allowOverlap="1" wp14:anchorId="1BAE4519" wp14:editId="666C6996">
                 <wp:simplePos x="0" y="0"/>
                 <wp:positionH relativeFrom="column">
                   <wp:posOffset>4638675</wp:posOffset>
@@ -31,7 +31,7 @@
                   <wp:posOffset>-704850</wp:posOffset>
                 </wp:positionV>
                 <wp:extent cx="1143000" cy="1257300"/>
-                <wp:effectExtent l="11430" t="8255" r="7620" b="10795"/>
+                <wp:effectExtent l="0" t="0" r="19050" b="19050"/>
                 <wp:wrapNone/>
                 <wp:docPr id="1" name="Text Box 3"/>
                 <wp:cNvGraphicFramePr>
@@ -67,47 +67,42 @@
                         <w:txbxContent>
                           <w:p>
                             <w:pPr>
-                              <w:jc w:val="center"/>
                               <w:rPr>
                                 <w:b/>
-                              </w:rPr>
-                            </w:pPr>
-                          </w:p>
-                          <w:p>
-                            <w:pPr>
-                              <w:jc w:val="center"/>
-                              <w:rPr>
-                                <w:b/>
-                              </w:rPr>
-                            </w:pPr>
-                          </w:p>
-                          <w:p>
-                            <w:pPr>
-                              <w:jc w:val="center"/>
-                              <w:rPr>
-                                <w:b/>
-                                <w:sz w:val="12"/>
-                                <w:szCs w:val="12"/>
-                              </w:rPr>
-                            </w:pPr>
-                          </w:p>
-                          <w:p>
-                            <w:pPr>
-                              <w:jc w:val="center"/>
-                              <w:rPr>
-                                <w:b/>
+                                <w:sz w:val="16"/>
+                                <w:szCs w:val="16"/>
                               </w:rPr>
                             </w:pPr>
                             <w:r>
                               <w:rPr>
                                 <w:b/>
+                                <w:sz w:val="16"/>
+                                <w:szCs w:val="16"/>
                               </w:rPr>
-                              <w:t>FOTO</w:t>
+                              <w:t>{{</w:t>
+                            </w:r>
+                            <w:proofErr w:type="spellStart"/>
+                            <w:r>
+                              <w:rPr>
+                                <w:b/>
+                                <w:sz w:val="16"/>
+                                <w:szCs w:val="16"/>
+                              </w:rPr>
+                              <w:t>foto_estudiante</w:t>
+                            </w:r>
+                            <w:proofErr w:type="spellEnd"/>
+                            <w:r>
+                              <w:rPr>
+                                <w:b/>
+                                <w:sz w:val="16"/>
+                                <w:szCs w:val="16"/>
+                              </w:rPr>
+                              <w:t>}}</w:t>
                             </w:r>
                           </w:p>
                         </w:txbxContent>
                       </wps:txbx>
-                      <wps:bodyPr rot="0" vert="horz" wrap="square" lIns="91440" tIns="45720" rIns="91440" bIns="45720" anchor="t" anchorCtr="0" upright="1">
+                      <wps:bodyPr rot="0" vert="horz" wrap="square" lIns="0" tIns="0" rIns="0" bIns="0" anchor="t" anchorCtr="0" upright="1">
                         <a:noAutofit/>
                       </wps:bodyPr>
                     </wps:wsp>
@@ -124,51 +119,46 @@
           </mc:Choice>
           <mc:Fallback>
             <w:pict>
-              <v:shapetype id="_x0000_t202" coordsize="21600,21600" o:spt="202" path="m,l,21600r21600,l21600,xe">
+              <v:shapetype w14:anchorId="1BAE4519" id="_x0000_t202" coordsize="21600,21600" o:spt="202" path="m,l,21600r21600,l21600,xe">
                 <v:stroke joinstyle="miter"/>
                 <v:path gradientshapeok="t" o:connecttype="rect"/>
               </v:shapetype>
-              <v:shape id="Text Box 3" o:spid="_x0000_s1026" type="#_x0000_t202" style="position:absolute;margin-left:365.25pt;margin-top:-55.5pt;width:90pt;height:99pt;z-index:251657728;visibility:visible;mso-wrap-style:square;mso-width-percent:0;mso-height-percent:0;mso-wrap-distance-left:9pt;mso-wrap-distance-top:0;mso-wrap-distance-right:9pt;mso-wrap-distance-bottom:0;mso-position-horizontal:absolute;mso-position-horizontal-relative:text;mso-position-vertical:absolute;mso-position-vertical-relative:text;mso-width-percent:0;mso-height-percent:0;mso-width-relative:page;mso-height-relative:page;v-text-anchor:top" o:gfxdata="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">
-                <v:textbox>
+              <v:shape id="Text Box 3" o:spid="_x0000_s1026" type="#_x0000_t202" style="position:absolute;margin-left:365.25pt;margin-top:-55.5pt;width:90pt;height:99pt;z-index:251657728;visibility:visible;mso-wrap-style:square;mso-width-percent:0;mso-height-percent:0;mso-wrap-distance-left:9pt;mso-wrap-distance-top:0;mso-wrap-distance-right:9pt;mso-wrap-distance-bottom:0;mso-position-horizontal:absolute;mso-position-horizontal-relative:text;mso-position-vertical:absolute;mso-position-vertical-relative:text;mso-width-percent:0;mso-height-percent:0;mso-width-relative:page;mso-height-relative:page;v-text-anchor:top" o:gfxdata="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">
+                <v:textbox inset="0,0,0,0">
                   <w:txbxContent>
                     <w:p>
                       <w:pPr>
-                        <w:jc w:val="center"/>
                         <w:rPr>
                           <w:b/>
-                        </w:rPr>
-                      </w:pPr>
-                    </w:p>
-                    <w:p>
-                      <w:pPr>
-                        <w:jc w:val="center"/>
-                        <w:rPr>
-                          <w:b/>
-                        </w:rPr>
-                      </w:pPr>
-                    </w:p>
-                    <w:p>
-                      <w:pPr>
-                        <w:jc w:val="center"/>
-                        <w:rPr>
-                          <w:b/>
-                          <w:sz w:val="12"/>
-                          <w:szCs w:val="12"/>
-                        </w:rPr>
-                      </w:pPr>
-                    </w:p>
-                    <w:p>
-                      <w:pPr>
-                        <w:jc w:val="center"/>
-                        <w:rPr>
-                          <w:b/>
+                          <w:sz w:val="16"/>
+                          <w:szCs w:val="16"/>
                         </w:rPr>
                       </w:pPr>
                       <w:r>
                         <w:rPr>
                           <w:b/>
+                          <w:sz w:val="16"/>
+                          <w:szCs w:val="16"/>
                         </w:rPr>
-                        <w:t>FOTO</w:t>
+                        <w:t>{{</w:t>
+                      </w:r>
+                      <w:proofErr w:type="spellStart"/>
+                      <w:r>
+                        <w:rPr>
+                          <w:b/>
+                          <w:sz w:val="16"/>
+                          <w:szCs w:val="16"/>
+                        </w:rPr>
+                        <w:t>foto_estudiante</w:t>
+                      </w:r>
+                      <w:proofErr w:type="spellEnd"/>
+                      <w:r>
+                        <w:rPr>
+                          <w:b/>
+                          <w:sz w:val="16"/>
+                          <w:szCs w:val="16"/>
+                        </w:rPr>
+                        <w:t>}}</w:t>
                       </w:r>
                     </w:p>
                   </w:txbxContent>
@@ -1713,8 +1703,6 @@
               </w:rPr>
               <w:t xml:space="preserve"> {{empresa.email}}</w:t>
             </w:r>
-            <w:bookmarkStart w:id="0" w:name="_GoBack"/>
-            <w:bookmarkEnd w:id="0"/>
           </w:p>
           <w:p>
             <w:pPr>
@@ -2069,6 +2057,7 @@
         </w:rPr>
         <w:tab/>
       </w:r>
+      <w:proofErr w:type="gramStart"/>
       <w:r>
         <w:rPr>
           <w:b/>
@@ -2083,7 +2072,32 @@
           <w:sz w:val="20"/>
           <w:szCs w:val="20"/>
         </w:rPr>
-        <w:t>ING. CARMEN DIAZ</w:t>
+        <w:t>{</w:t>
+      </w:r>
+      <w:proofErr w:type="gramEnd"/>
+      <w:r>
+        <w:rPr>
+          <w:b/>
+          <w:sz w:val="20"/>
+          <w:szCs w:val="20"/>
+        </w:rPr>
+        <w:t>{</w:t>
+      </w:r>
+      <w:r>
+        <w:rPr>
+          <w:b/>
+          <w:sz w:val="20"/>
+          <w:szCs w:val="20"/>
+        </w:rPr>
+        <w:t>autoridad_firmante_1</w:t>
+      </w:r>
+      <w:r>
+        <w:rPr>
+          <w:b/>
+          <w:sz w:val="20"/>
+          <w:szCs w:val="20"/>
+        </w:rPr>
+        <w:t>}}</w:t>
       </w:r>
     </w:p>
     <w:p>
@@ -2148,7 +2162,7 @@
           <w:sz w:val="20"/>
           <w:szCs w:val="20"/>
         </w:rPr>
-        <w:t xml:space="preserve">           JEFE</w:t>
+        <w:t xml:space="preserve">           </w:t>
       </w:r>
       <w:r>
         <w:rPr>
@@ -2156,7 +2170,7 @@
           <w:sz w:val="20"/>
           <w:szCs w:val="20"/>
         </w:rPr>
-        <w:t xml:space="preserve"> </w:t>
+        <w:t>{{</w:t>
       </w:r>
       <w:r>
         <w:rPr>
@@ -2164,7 +2178,7 @@
           <w:sz w:val="20"/>
           <w:szCs w:val="20"/>
         </w:rPr>
-        <w:t xml:space="preserve"> DEL DPTO. </w:t>
+        <w:t>cargo_autoridad_firmante_1</w:t>
       </w:r>
       <w:r>
         <w:rPr>
@@ -2172,15 +2186,25 @@
           <w:sz w:val="20"/>
           <w:szCs w:val="20"/>
         </w:rPr>
-        <w:t xml:space="preserve"> DE </w:t>
-      </w:r>
+        <w:t xml:space="preserve"> | </w:t>
+      </w:r>
+      <w:proofErr w:type="spellStart"/>
       <w:r>
         <w:rPr>
           <w:b/>
           <w:sz w:val="20"/>
           <w:szCs w:val="20"/>
         </w:rPr>
-        <w:t>PASANTIAS</w:t>
+        <w:t>upper</w:t>
+      </w:r>
+      <w:proofErr w:type="spellEnd"/>
+      <w:r>
+        <w:rPr>
+          <w:b/>
+          <w:sz w:val="20"/>
+          <w:szCs w:val="20"/>
+        </w:rPr>
+        <w:t>}}</w:t>
       </w:r>
     </w:p>
     <w:sectPr>
@@ -2195,7 +2219,7 @@
 </file>
 
 <file path=word/endnotes.xml><?xml version="1.0" encoding="utf-8"?>
-<w:endnotes xmlns:wpc="http://schemas.microsoft.com/office/word/2010/wordprocessingCanvas" xmlns:cx="http://schemas.microsoft.com/office/drawing/2014/chartex" xmlns:mc="http://schemas.openxmlformats.org/markup-compatibility/2006" xmlns:o="urn:schemas-microsoft-com:office:office" xmlns:r="http://schemas.openxmlformats.org/officeDocument/2006/relationships" xmlns:m="http://schemas.openxmlformats.org/officeDocument/2006/math" xmlns:v="urn:schemas-microsoft-com:vml" xmlns:wp14="http://schemas.microsoft.com/office/word/2010/wordprocessingDrawing" xmlns:wp="http://schemas.openxmlformats.org/drawingml/2006/wordprocessingDrawing" xmlns:w10="urn:schemas-microsoft-com:office:word" xmlns:w="http://schemas.openxmlformats.org/wordprocessingml/2006/main" xmlns:w14="http://schemas.microsoft.com/office/word/2010/wordml" xmlns:w15="http://schemas.microsoft.com/office/word/2012/wordml" xmlns:w16se="http://schemas.microsoft.com/office/word/2015/wordml/symex" xmlns:wpg="http://schemas.microsoft.com/office/word/2010/wordprocessingGroup" xmlns:wpi="http://schemas.microsoft.com/office/word/2010/wordprocessingInk" xmlns:wne="http://schemas.microsoft.com/office/word/2006/wordml" xmlns:wps="http://schemas.microsoft.com/office/word/2010/wordprocessingShape" mc:Ignorable="w14 w15 w16se wp14">
+<w:endnotes xmlns:wpc="http://schemas.microsoft.com/office/word/2010/wordprocessingCanvas" xmlns:cx="http://schemas.microsoft.com/office/drawing/2014/chartex" xmlns:cx1="http://schemas.microsoft.com/office/drawing/2015/9/8/chartex" xmlns:cx2="http://schemas.microsoft.com/office/drawing/2015/10/21/chartex" xmlns:cx3="http://schemas.microsoft.com/office/drawing/2016/5/9/chartex" xmlns:cx4="http://schemas.microsoft.com/office/drawing/2016/5/10/chartex" xmlns:cx5="http://schemas.microsoft.com/office/drawing/2016/5/11/chartex" xmlns:cx6="http://schemas.microsoft.com/office/drawing/2016/5/12/chartex" xmlns:cx7="http://schemas.microsoft.com/office/drawing/2016/5/13/chartex" xmlns:cx8="http://schemas.microsoft.com/office/drawing/2016/5/14/chartex" xmlns:mc="http://schemas.openxmlformats.org/markup-compatibility/2006" xmlns:aink="http://schemas.microsoft.com/office/drawing/2016/ink" xmlns:am3d="http://schemas.microsoft.com/office/drawing/2017/model3d" xmlns:o="urn:schemas-microsoft-com:office:office" xmlns:r="http://schemas.openxmlformats.org/officeDocument/2006/relationships" xmlns:m="http://schemas.openxmlformats.org/officeDocument/2006/math" xmlns:v="urn:schemas-microsoft-com:vml" xmlns:wp14="http://schemas.microsoft.com/office/word/2010/wordprocessingDrawing" xmlns:wp="http://schemas.openxmlformats.org/drawingml/2006/wordprocessingDrawing" xmlns:w10="urn:schemas-microsoft-com:office:word" xmlns:w="http://schemas.openxmlformats.org/wordprocessingml/2006/main" xmlns:w14="http://schemas.microsoft.com/office/word/2010/wordml" xmlns:w15="http://schemas.microsoft.com/office/word/2012/wordml" xmlns:w16cex="http://schemas.microsoft.com/office/word/2018/wordml/cex" xmlns:w16cid="http://schemas.microsoft.com/office/word/2016/wordml/cid" xmlns:w16="http://schemas.microsoft.com/office/word/2018/wordml" xmlns:w16sdtdh="http://schemas.microsoft.com/office/word/2020/wordml/sdtdatahash" xmlns:w16se="http://schemas.microsoft.com/office/word/2015/wordml/symex" xmlns:wpg="http://schemas.microsoft.com/office/word/2010/wordprocessingGroup" xmlns:wpi="http://schemas.microsoft.com/office/word/2010/wordprocessingInk" xmlns:wne="http://schemas.microsoft.com/office/word/2006/wordml" xmlns:wps="http://schemas.microsoft.com/office/word/2010/wordprocessingShape" mc:Ignorable="w14 w15 w16se w16cid w16 w16cex w16sdtdh wp14">
   <w:endnote w:type="separator" w:id="-1">
     <w:p>
       <w:r>
@@ -2214,7 +2238,7 @@
 </file>
 
 <file path=word/footnotes.xml><?xml version="1.0" encoding="utf-8"?>
-<w:footnotes xmlns:wpc="http://schemas.microsoft.com/office/word/2010/wordprocessingCanvas" xmlns:cx="http://schemas.microsoft.com/office/drawing/2014/chartex" xmlns:mc="http://schemas.openxmlformats.org/markup-compatibility/2006" xmlns:o="urn:schemas-microsoft-com:office:office" xmlns:r="http://schemas.openxmlformats.org/officeDocument/2006/relationships" xmlns:m="http://schemas.openxmlformats.org/officeDocument/2006/math" xmlns:v="urn:schemas-microsoft-com:vml" xmlns:wp14="http://schemas.microsoft.com/office/word/2010/wordprocessingDrawing" xmlns:wp="http://schemas.openxmlformats.org/drawingml/2006/wordprocessingDrawing" xmlns:w10="urn:schemas-microsoft-com:office:word" xmlns:w="http://schemas.openxmlformats.org/wordprocessingml/2006/main" xmlns:w14="http://schemas.microsoft.com/office/word/2010/wordml" xmlns:w15="http://schemas.microsoft.com/office/word/2012/wordml" xmlns:w16se="http://schemas.microsoft.com/office/word/2015/wordml/symex" xmlns:wpg="http://schemas.microsoft.com/office/word/2010/wordprocessingGroup" xmlns:wpi="http://schemas.microsoft.com/office/word/2010/wordprocessingInk" xmlns:wne="http://schemas.microsoft.com/office/word/2006/wordml" xmlns:wps="http://schemas.microsoft.com/office/word/2010/wordprocessingShape" mc:Ignorable="w14 w15 w16se wp14">
+<w:footnotes xmlns:wpc="http://schemas.microsoft.com/office/word/2010/wordprocessingCanvas" xmlns:cx="http://schemas.microsoft.com/office/drawing/2014/chartex" xmlns:cx1="http://schemas.microsoft.com/office/drawing/2015/9/8/chartex" xmlns:cx2="http://schemas.microsoft.com/office/drawing/2015/10/21/chartex" xmlns:cx3="http://schemas.microsoft.com/office/drawing/2016/5/9/chartex" xmlns:cx4="http://schemas.microsoft.com/office/drawing/2016/5/10/chartex" xmlns:cx5="http://schemas.microsoft.com/office/drawing/2016/5/11/chartex" xmlns:cx6="http://schemas.microsoft.com/office/drawing/2016/5/12/chartex" xmlns:cx7="http://schemas.microsoft.com/office/drawing/2016/5/13/chartex" xmlns:cx8="http://schemas.microsoft.com/office/drawing/2016/5/14/chartex" xmlns:mc="http://schemas.openxmlformats.org/markup-compatibility/2006" xmlns:aink="http://schemas.microsoft.com/office/drawing/2016/ink" xmlns:am3d="http://schemas.microsoft.com/office/drawing/2017/model3d" xmlns:o="urn:schemas-microsoft-com:office:office" xmlns:r="http://schemas.openxmlformats.org/officeDocument/2006/relationships" xmlns:m="http://schemas.openxmlformats.org/officeDocument/2006/math" xmlns:v="urn:schemas-microsoft-com:vml" xmlns:wp14="http://schemas.microsoft.com/office/word/2010/wordprocessingDrawing" xmlns:wp="http://schemas.openxmlformats.org/drawingml/2006/wordprocessingDrawing" xmlns:w10="urn:schemas-microsoft-com:office:word" xmlns:w="http://schemas.openxmlformats.org/wordprocessingml/2006/main" xmlns:w14="http://schemas.microsoft.com/office/word/2010/wordml" xmlns:w15="http://schemas.microsoft.com/office/word/2012/wordml" xmlns:w16cex="http://schemas.microsoft.com/office/word/2018/wordml/cex" xmlns:w16cid="http://schemas.microsoft.com/office/word/2016/wordml/cid" xmlns:w16="http://schemas.microsoft.com/office/word/2018/wordml" xmlns:w16sdtdh="http://schemas.microsoft.com/office/word/2020/wordml/sdtdatahash" xmlns:w16se="http://schemas.microsoft.com/office/word/2015/wordml/symex" xmlns:wpg="http://schemas.microsoft.com/office/word/2010/wordprocessingGroup" xmlns:wpi="http://schemas.microsoft.com/office/word/2010/wordprocessingInk" xmlns:wne="http://schemas.microsoft.com/office/word/2006/wordml" xmlns:wps="http://schemas.microsoft.com/office/word/2010/wordprocessingShape" mc:Ignorable="w14 w15 w16se w16cid w16 w16cex w16sdtdh wp14">
   <w:footnote w:type="separator" w:id="-1">
     <w:p>
       <w:r>
@@ -2233,7 +2257,7 @@
 </file>
 
 <file path=word/header1.xml><?xml version="1.0" encoding="utf-8"?>
-<w:hdr xmlns:wpc="http://schemas.microsoft.com/office/word/2010/wordprocessingCanvas" xmlns:cx="http://schemas.microsoft.com/office/drawing/2014/chartex" xmlns:mc="http://schemas.openxmlformats.org/markup-compatibility/2006" xmlns:o="urn:schemas-microsoft-com:office:office" xmlns:r="http://schemas.openxmlformats.org/officeDocument/2006/relationships" xmlns:m="http://schemas.openxmlformats.org/officeDocument/2006/math" xmlns:v="urn:schemas-microsoft-com:vml" xmlns:wp14="http://schemas.microsoft.com/office/word/2010/wordprocessingDrawing" xmlns:wp="http://schemas.openxmlformats.org/drawingml/2006/wordprocessingDrawing" xmlns:w10="urn:schemas-microsoft-com:office:word" xmlns:w="http://schemas.openxmlformats.org/wordprocessingml/2006/main" xmlns:w14="http://schemas.microsoft.com/office/word/2010/wordml" xmlns:w15="http://schemas.microsoft.com/office/word/2012/wordml" xmlns:w16se="http://schemas.microsoft.com/office/word/2015/wordml/symex" xmlns:wpg="http://schemas.microsoft.com/office/word/2010/wordprocessingGroup" xmlns:wpi="http://schemas.microsoft.com/office/word/2010/wordprocessingInk" xmlns:wne="http://schemas.microsoft.com/office/word/2006/wordml" xmlns:wps="http://schemas.microsoft.com/office/word/2010/wordprocessingShape" mc:Ignorable="w14 w15 w16se wp14">
+<w:hdr xmlns:wpc="http://schemas.microsoft.com/office/word/2010/wordprocessingCanvas" xmlns:cx="http://schemas.microsoft.com/office/drawing/2014/chartex" xmlns:cx1="http://schemas.microsoft.com/office/drawing/2015/9/8/chartex" xmlns:cx2="http://schemas.microsoft.com/office/drawing/2015/10/21/chartex" xmlns:cx3="http://schemas.microsoft.com/office/drawing/2016/5/9/chartex" xmlns:cx4="http://schemas.microsoft.com/office/drawing/2016/5/10/chartex" xmlns:cx5="http://schemas.microsoft.com/office/drawing/2016/5/11/chartex" xmlns:cx6="http://schemas.microsoft.com/office/drawing/2016/5/12/chartex" xmlns:cx7="http://schemas.microsoft.com/office/drawing/2016/5/13/chartex" xmlns:cx8="http://schemas.microsoft.com/office/drawing/2016/5/14/chartex" xmlns:mc="http://schemas.openxmlformats.org/markup-compatibility/2006" xmlns:aink="http://schemas.microsoft.com/office/drawing/2016/ink" xmlns:am3d="http://schemas.microsoft.com/office/drawing/2017/model3d" xmlns:o="urn:schemas-microsoft-com:office:office" xmlns:r="http://schemas.openxmlformats.org/officeDocument/2006/relationships" xmlns:m="http://schemas.openxmlformats.org/officeDocument/2006/math" xmlns:v="urn:schemas-microsoft-com:vml" xmlns:wp14="http://schemas.microsoft.com/office/word/2010/wordprocessingDrawing" xmlns:wp="http://schemas.openxmlformats.org/drawingml/2006/wordprocessingDrawing" xmlns:w10="urn:schemas-microsoft-com:office:word" xmlns:w="http://schemas.openxmlformats.org/wordprocessingml/2006/main" xmlns:w14="http://schemas.microsoft.com/office/word/2010/wordml" xmlns:w15="http://schemas.microsoft.com/office/word/2012/wordml" xmlns:w16cex="http://schemas.microsoft.com/office/word/2018/wordml/cex" xmlns:w16cid="http://schemas.microsoft.com/office/word/2016/wordml/cid" xmlns:w16="http://schemas.microsoft.com/office/word/2018/wordml" xmlns:w16sdtdh="http://schemas.microsoft.com/office/word/2020/wordml/sdtdatahash" xmlns:w16se="http://schemas.microsoft.com/office/word/2015/wordml/symex" xmlns:wpg="http://schemas.microsoft.com/office/word/2010/wordprocessingGroup" xmlns:wpi="http://schemas.microsoft.com/office/word/2010/wordprocessingInk" xmlns:wne="http://schemas.microsoft.com/office/word/2006/wordml" xmlns:wps="http://schemas.microsoft.com/office/word/2010/wordprocessingShape" mc:Ignorable="w14 w15 w16se w16cid w16 w16cex w16sdtdh wp14">
   <w:p>
     <w:pPr>
       <w:pStyle w:val="Encabezado"/>
@@ -2250,7 +2274,7 @@
         <w:color w:val="17365D" w:themeColor="text2" w:themeShade="BF"/>
       </w:rPr>
       <w:drawing>
-        <wp:anchor distT="0" distB="0" distL="114300" distR="114300" simplePos="0" relativeHeight="251657728" behindDoc="0" locked="0" layoutInCell="1" allowOverlap="1" wp14:anchorId="6BF237F1" wp14:editId="4658F6CF">
+        <wp:anchor distT="0" distB="0" distL="114300" distR="114300" simplePos="0" relativeHeight="251657728" behindDoc="0" locked="0" layoutInCell="1" allowOverlap="1" wp14:anchorId="2D876037" wp14:editId="3D82DA4C">
           <wp:simplePos x="0" y="0"/>
           <wp:positionH relativeFrom="column">
             <wp:posOffset>-230505</wp:posOffset>
@@ -2369,7 +2393,7 @@
 </file>
 
 <file path=word/styles.xml><?xml version="1.0" encoding="utf-8"?>
-<w:styles xmlns:mc="http://schemas.openxmlformats.org/markup-compatibility/2006" xmlns:r="http://schemas.openxmlformats.org/officeDocument/2006/relationships" xmlns:w="http://schemas.openxmlformats.org/wordprocessingml/2006/main" xmlns:w14="http://schemas.microsoft.com/office/word/2010/wordml" xmlns:w15="http://schemas.microsoft.com/office/word/2012/wordml" xmlns:w16se="http://schemas.microsoft.com/office/word/2015/wordml/symex" mc:Ignorable="w14 w15 w16se">
+<w:styles xmlns:mc="http://schemas.openxmlformats.org/markup-compatibility/2006" xmlns:r="http://schemas.openxmlformats.org/officeDocument/2006/relationships" xmlns:w="http://schemas.openxmlformats.org/wordprocessingml/2006/main" xmlns:w14="http://schemas.microsoft.com/office/word/2010/wordml" xmlns:w15="http://schemas.microsoft.com/office/word/2012/wordml" xmlns:w16cex="http://schemas.microsoft.com/office/word/2018/wordml/cex" xmlns:w16cid="http://schemas.microsoft.com/office/word/2016/wordml/cid" xmlns:w16="http://schemas.microsoft.com/office/word/2018/wordml" xmlns:w16sdtdh="http://schemas.microsoft.com/office/word/2020/wordml/sdtdatahash" xmlns:w16se="http://schemas.microsoft.com/office/word/2015/wordml/symex" mc:Ignorable="w14 w15 w16se w16cid w16 w16cex w16sdtdh">
   <w:docDefaults>
     <w:rPrDefault>
       <w:rPr>
@@ -2379,7 +2403,7 @@
     </w:rPrDefault>
     <w:pPrDefault/>
   </w:docDefaults>
-  <w:latentStyles w:defLockedState="0" w:defUIPriority="0" w:defSemiHidden="0" w:defUnhideWhenUsed="0" w:defQFormat="0" w:count="371">
+  <w:latentStyles w:defLockedState="0" w:defUIPriority="0" w:defSemiHidden="0" w:defUnhideWhenUsed="0" w:defQFormat="0" w:count="376">
     <w:lsdException w:name="Normal" w:qFormat="1"/>
     <w:lsdException w:name="heading 1" w:qFormat="1"/>
     <w:lsdException w:name="heading 2" w:semiHidden="1" w:unhideWhenUsed="1" w:qFormat="1"/>
@@ -2744,6 +2768,11 @@
     <w:lsdException w:name="List Table 5 Dark Accent 6" w:uiPriority="50"/>
     <w:lsdException w:name="List Table 6 Colorful Accent 6" w:uiPriority="51"/>
     <w:lsdException w:name="List Table 7 Colorful Accent 6" w:uiPriority="52"/>
+    <w:lsdException w:name="Mention" w:semiHidden="1" w:uiPriority="99" w:unhideWhenUsed="1"/>
+    <w:lsdException w:name="Smart Hyperlink" w:semiHidden="1" w:uiPriority="99" w:unhideWhenUsed="1"/>
+    <w:lsdException w:name="Hashtag" w:semiHidden="1" w:uiPriority="99" w:unhideWhenUsed="1"/>
+    <w:lsdException w:name="Unresolved Mention" w:semiHidden="1" w:uiPriority="99" w:unhideWhenUsed="1"/>
+    <w:lsdException w:name="Smart Link" w:semiHidden="1" w:uiPriority="99" w:unhideWhenUsed="1"/>
   </w:latentStyles>
   <w:style w:type="paragraph" w:default="1" w:styleId="Normal">
     <w:name w:val="Normal"/>

--- a/formatos/6. INSCRIPCION DE PASANTIA.docx
+++ b/formatos/6. INSCRIPCION DE PASANTIA.docx
@@ -238,14 +238,111 @@
         <w:ind w:left="-720"/>
         <w:jc w:val="both"/>
         <w:rPr>
+          <w:bCs/>
+          <w:u w:val="single"/>
+        </w:rPr>
+      </w:pPr>
+      <w:r>
+        <w:rPr>
           <w:b/>
         </w:rPr>
-      </w:pPr>
+        <w:t xml:space="preserve">FECHA:  </w:t>
+      </w:r>
+      <w:proofErr w:type="gramStart"/>
       <w:r>
         <w:rPr>
           <w:b/>
         </w:rPr>
-        <w:t>FECHA:     _____/_____/_______</w:t>
+        <w:t xml:space="preserve">   </w:t>
+      </w:r>
+      <w:r>
+        <w:rPr>
+          <w:bCs/>
+          <w:u w:val="single"/>
+        </w:rPr>
+        <w:t>{</w:t>
+      </w:r>
+      <w:proofErr w:type="gramEnd"/>
+      <w:r>
+        <w:rPr>
+          <w:bCs/>
+          <w:u w:val="single"/>
+        </w:rPr>
+        <w:t>{</w:t>
+      </w:r>
+      <w:proofErr w:type="spellStart"/>
+      <w:r>
+        <w:rPr>
+          <w:bCs/>
+          <w:u w:val="single"/>
+        </w:rPr>
+        <w:t>hoy.day</w:t>
+      </w:r>
+      <w:proofErr w:type="spellEnd"/>
+      <w:r>
+        <w:rPr>
+          <w:bCs/>
+          <w:u w:val="single"/>
+        </w:rPr>
+        <w:t>}}</w:t>
+      </w:r>
+      <w:r>
+        <w:rPr>
+          <w:b/>
+        </w:rPr>
+        <w:t>/</w:t>
+      </w:r>
+      <w:r>
+        <w:rPr>
+          <w:bCs/>
+          <w:u w:val="single"/>
+        </w:rPr>
+        <w:t>{{</w:t>
+      </w:r>
+      <w:proofErr w:type="spellStart"/>
+      <w:r>
+        <w:rPr>
+          <w:bCs/>
+          <w:u w:val="single"/>
+        </w:rPr>
+        <w:t>hoy.month</w:t>
+      </w:r>
+      <w:proofErr w:type="spellEnd"/>
+      <w:r>
+        <w:rPr>
+          <w:bCs/>
+          <w:u w:val="single"/>
+        </w:rPr>
+        <w:t>}}</w:t>
+      </w:r>
+      <w:r>
+        <w:rPr>
+          <w:b/>
+        </w:rPr>
+        <w:t>/</w:t>
+      </w:r>
+      <w:r>
+        <w:rPr>
+          <w:bCs/>
+          <w:u w:val="single"/>
+        </w:rPr>
+        <w:t>{{</w:t>
+      </w:r>
+      <w:proofErr w:type="spellStart"/>
+      <w:r>
+        <w:rPr>
+          <w:bCs/>
+          <w:u w:val="single"/>
+        </w:rPr>
+        <w:t>hoy.year</w:t>
+      </w:r>
+      <w:proofErr w:type="spellEnd"/>
+      <w:r>
+        <w:rPr>
+          <w:bCs/>
+          <w:u w:val="single"/>
+        </w:rPr>
+        <w:t>}}</w:t>
       </w:r>
     </w:p>
     <w:p>
@@ -356,6 +453,15 @@
                 <w:szCs w:val="20"/>
               </w:rPr>
             </w:pPr>
+            <w:r>
+              <w:rPr>
+                <w:rFonts w:ascii="Arial" w:hAnsi="Arial" w:cs="Arial"/>
+                <w:sz w:val="20"/>
+                <w:szCs w:val="20"/>
+              </w:rPr>
+              <w:t xml:space="preserve">{{estudiante | completo | </w:t>
+            </w:r>
+            <w:proofErr w:type="spellStart"/>
             <w:proofErr w:type="gramStart"/>
             <w:r>
               <w:rPr>
@@ -363,7 +469,16 @@
                 <w:sz w:val="20"/>
                 <w:szCs w:val="20"/>
               </w:rPr>
-              <w:t>{{ estudiante</w:t>
+              <w:t>upper</w:t>
+            </w:r>
+            <w:proofErr w:type="spellEnd"/>
+            <w:r>
+              <w:rPr>
+                <w:rFonts w:ascii="Arial" w:hAnsi="Arial" w:cs="Arial"/>
+                <w:sz w:val="20"/>
+                <w:szCs w:val="20"/>
+              </w:rPr>
+              <w:t xml:space="preserve"> }</w:t>
             </w:r>
             <w:proofErr w:type="gramEnd"/>
             <w:r>
@@ -372,25 +487,7 @@
                 <w:sz w:val="20"/>
                 <w:szCs w:val="20"/>
               </w:rPr>
-              <w:t xml:space="preserve"> | completo | </w:t>
-            </w:r>
-            <w:proofErr w:type="spellStart"/>
-            <w:r>
-              <w:rPr>
-                <w:rFonts w:ascii="Arial" w:hAnsi="Arial" w:cs="Arial"/>
-                <w:sz w:val="20"/>
-                <w:szCs w:val="20"/>
-              </w:rPr>
-              <w:t>upper</w:t>
-            </w:r>
-            <w:proofErr w:type="spellEnd"/>
-            <w:r>
-              <w:rPr>
-                <w:rFonts w:ascii="Arial" w:hAnsi="Arial" w:cs="Arial"/>
-                <w:sz w:val="20"/>
-                <w:szCs w:val="20"/>
-              </w:rPr>
-              <w:t xml:space="preserve"> }}</w:t>
+              <w:t>}</w:t>
             </w:r>
           </w:p>
           <w:p>
@@ -433,6 +530,7 @@
                 <w:szCs w:val="20"/>
               </w:rPr>
             </w:pPr>
+            <w:proofErr w:type="gramStart"/>
             <w:r>
               <w:rPr>
                 <w:rFonts w:ascii="Arial" w:hAnsi="Arial" w:cs="Arial"/>
@@ -448,7 +546,16 @@
                 <w:sz w:val="20"/>
                 <w:szCs w:val="20"/>
               </w:rPr>
-              <w:t>estudiante.cedula</w:t>
+              <w:t>estudiante</w:t>
+            </w:r>
+            <w:proofErr w:type="gramEnd"/>
+            <w:r>
+              <w:rPr>
+                <w:rFonts w:ascii="Arial" w:hAnsi="Arial" w:cs="Arial"/>
+                <w:sz w:val="20"/>
+                <w:szCs w:val="20"/>
+              </w:rPr>
+              <w:t>.cedula</w:t>
             </w:r>
             <w:proofErr w:type="spellEnd"/>
             <w:r>
@@ -580,6 +687,7 @@
                 <w:szCs w:val="20"/>
               </w:rPr>
             </w:pPr>
+            <w:proofErr w:type="gramStart"/>
             <w:r>
               <w:rPr>
                 <w:rFonts w:ascii="Arial" w:hAnsi="Arial" w:cs="Arial"/>
@@ -595,7 +703,16 @@
                 <w:sz w:val="20"/>
                 <w:szCs w:val="20"/>
               </w:rPr>
-              <w:t>estudiante.email</w:t>
+              <w:t>estudiante</w:t>
+            </w:r>
+            <w:proofErr w:type="gramEnd"/>
+            <w:r>
+              <w:rPr>
+                <w:rFonts w:ascii="Arial" w:hAnsi="Arial" w:cs="Arial"/>
+                <w:sz w:val="20"/>
+                <w:szCs w:val="20"/>
+              </w:rPr>
+              <w:t>.email</w:t>
             </w:r>
             <w:proofErr w:type="spellEnd"/>
             <w:r>
@@ -659,16 +776,7 @@
                 <w:sz w:val="20"/>
                 <w:szCs w:val="20"/>
               </w:rPr>
-              <w:t xml:space="preserve"> </w:t>
-            </w:r>
-            <w:proofErr w:type="gramStart"/>
-            <w:r>
-              <w:rPr>
-                <w:rFonts w:ascii="Arial" w:hAnsi="Arial" w:cs="Arial"/>
-                <w:sz w:val="20"/>
-                <w:szCs w:val="20"/>
-              </w:rPr>
-              <w:t xml:space="preserve">{{ </w:t>
+              <w:t xml:space="preserve"> {{ </w:t>
             </w:r>
             <w:proofErr w:type="spellStart"/>
             <w:r>
@@ -677,16 +785,7 @@
                 <w:sz w:val="20"/>
                 <w:szCs w:val="20"/>
               </w:rPr>
-              <w:t>estudiante</w:t>
-            </w:r>
-            <w:proofErr w:type="gramEnd"/>
-            <w:r>
-              <w:rPr>
-                <w:rFonts w:ascii="Arial" w:hAnsi="Arial" w:cs="Arial"/>
-                <w:sz w:val="20"/>
-                <w:szCs w:val="20"/>
-              </w:rPr>
-              <w:t>.direccion</w:t>
+              <w:t>estudiante.direccion</w:t>
             </w:r>
             <w:proofErr w:type="spellEnd"/>
             <w:r>
@@ -783,15 +882,31 @@
                 <w:szCs w:val="20"/>
               </w:rPr>
             </w:pPr>
-          </w:p>
-          <w:p>
-            <w:pPr>
-              <w:rPr>
-                <w:rFonts w:ascii="Arial" w:hAnsi="Arial" w:cs="Arial"/>
-                <w:sz w:val="20"/>
-                <w:szCs w:val="20"/>
-              </w:rPr>
-            </w:pPr>
+            <w:r>
+              <w:rPr>
+                <w:rFonts w:ascii="Arial" w:hAnsi="Arial" w:cs="Arial"/>
+                <w:sz w:val="20"/>
+                <w:szCs w:val="20"/>
+              </w:rPr>
+              <w:t>Instituto Universitario Politécnico</w:t>
+            </w:r>
+          </w:p>
+          <w:p>
+            <w:pPr>
+              <w:rPr>
+                <w:rFonts w:ascii="Arial" w:hAnsi="Arial" w:cs="Arial"/>
+                <w:sz w:val="20"/>
+                <w:szCs w:val="20"/>
+              </w:rPr>
+            </w:pPr>
+            <w:r>
+              <w:rPr>
+                <w:rFonts w:ascii="Arial" w:hAnsi="Arial" w:cs="Arial"/>
+                <w:sz w:val="20"/>
+                <w:szCs w:val="20"/>
+              </w:rPr>
+              <w:t>“Santiago Mariño”</w:t>
+            </w:r>
           </w:p>
         </w:tc>
         <w:tc>
@@ -980,7 +1095,6 @@
                 <w:szCs w:val="20"/>
               </w:rPr>
             </w:pPr>
-            <w:proofErr w:type="gramStart"/>
             <w:r>
               <w:rPr>
                 <w:rFonts w:ascii="Arial" w:hAnsi="Arial" w:cs="Arial"/>
@@ -996,16 +1110,7 @@
                 <w:sz w:val="20"/>
                 <w:szCs w:val="20"/>
               </w:rPr>
-              <w:t>tutor</w:t>
-            </w:r>
-            <w:proofErr w:type="gramEnd"/>
-            <w:r>
-              <w:rPr>
-                <w:rFonts w:ascii="Arial" w:hAnsi="Arial" w:cs="Arial"/>
-                <w:sz w:val="20"/>
-                <w:szCs w:val="20"/>
-              </w:rPr>
-              <w:t>_empresarial</w:t>
+              <w:t>tutor_empresarial</w:t>
             </w:r>
             <w:proofErr w:type="spellEnd"/>
             <w:r>
@@ -1088,7 +1193,6 @@
                 <w:szCs w:val="20"/>
               </w:rPr>
             </w:pPr>
-            <w:proofErr w:type="gramStart"/>
             <w:r>
               <w:rPr>
                 <w:rFonts w:ascii="Arial" w:hAnsi="Arial" w:cs="Arial"/>
@@ -1104,16 +1208,7 @@
                 <w:sz w:val="20"/>
                 <w:szCs w:val="20"/>
               </w:rPr>
-              <w:t>tutor</w:t>
-            </w:r>
-            <w:proofErr w:type="gramEnd"/>
-            <w:r>
-              <w:rPr>
-                <w:rFonts w:ascii="Arial" w:hAnsi="Arial" w:cs="Arial"/>
-                <w:sz w:val="20"/>
-                <w:szCs w:val="20"/>
-              </w:rPr>
-              <w:t>_academico</w:t>
+              <w:t>tutor_academico</w:t>
             </w:r>
             <w:proofErr w:type="spellEnd"/>
             <w:r>
@@ -1400,16 +1495,7 @@
                 <w:sz w:val="20"/>
                 <w:szCs w:val="20"/>
               </w:rPr>
-              <w:t xml:space="preserve"> </w:t>
-            </w:r>
-            <w:proofErr w:type="gramStart"/>
-            <w:r>
-              <w:rPr>
-                <w:rFonts w:ascii="Arial" w:hAnsi="Arial" w:cs="Arial"/>
-                <w:sz w:val="20"/>
-                <w:szCs w:val="20"/>
-              </w:rPr>
-              <w:t xml:space="preserve">{{ </w:t>
+              <w:t xml:space="preserve"> {{ </w:t>
             </w:r>
             <w:proofErr w:type="spellStart"/>
             <w:r>
@@ -1418,16 +1504,7 @@
                 <w:sz w:val="20"/>
                 <w:szCs w:val="20"/>
               </w:rPr>
-              <w:t>empresa</w:t>
-            </w:r>
-            <w:proofErr w:type="gramEnd"/>
-            <w:r>
-              <w:rPr>
-                <w:rFonts w:ascii="Arial" w:hAnsi="Arial" w:cs="Arial"/>
-                <w:sz w:val="20"/>
-                <w:szCs w:val="20"/>
-              </w:rPr>
-              <w:t>.razon_social</w:t>
+              <w:t>empresa.razon_social</w:t>
             </w:r>
             <w:proofErr w:type="spellEnd"/>
             <w:r>
@@ -1490,16 +1567,7 @@
                 <w:sz w:val="20"/>
                 <w:szCs w:val="20"/>
               </w:rPr>
-              <w:t xml:space="preserve"> </w:t>
-            </w:r>
-            <w:proofErr w:type="gramStart"/>
-            <w:r>
-              <w:rPr>
-                <w:rFonts w:ascii="Arial" w:hAnsi="Arial" w:cs="Arial"/>
-                <w:sz w:val="20"/>
-                <w:szCs w:val="20"/>
-              </w:rPr>
-              <w:t xml:space="preserve">{{ </w:t>
+              <w:t xml:space="preserve"> {{ </w:t>
             </w:r>
             <w:proofErr w:type="spellStart"/>
             <w:r>
@@ -1508,16 +1576,7 @@
                 <w:sz w:val="20"/>
                 <w:szCs w:val="20"/>
               </w:rPr>
-              <w:t>empresa</w:t>
-            </w:r>
-            <w:proofErr w:type="gramEnd"/>
-            <w:r>
-              <w:rPr>
-                <w:rFonts w:ascii="Arial" w:hAnsi="Arial" w:cs="Arial"/>
-                <w:sz w:val="20"/>
-                <w:szCs w:val="20"/>
-              </w:rPr>
-              <w:t>.direccion</w:t>
+              <w:t>empresa.direccion</w:t>
             </w:r>
             <w:proofErr w:type="spellEnd"/>
             <w:r>
@@ -1622,7 +1681,6 @@
                 <w:szCs w:val="20"/>
               </w:rPr>
             </w:pPr>
-            <w:proofErr w:type="gramStart"/>
             <w:r>
               <w:rPr>
                 <w:rFonts w:ascii="Arial" w:hAnsi="Arial" w:cs="Arial"/>
@@ -1638,16 +1696,7 @@
                 <w:sz w:val="20"/>
                 <w:szCs w:val="20"/>
               </w:rPr>
-              <w:t>empresa</w:t>
-            </w:r>
-            <w:proofErr w:type="gramEnd"/>
-            <w:r>
-              <w:rPr>
-                <w:rFonts w:ascii="Arial" w:hAnsi="Arial" w:cs="Arial"/>
-                <w:sz w:val="20"/>
-                <w:szCs w:val="20"/>
-              </w:rPr>
-              <w:t>.telefono</w:t>
+              <w:t>empresa.telefono</w:t>
             </w:r>
             <w:proofErr w:type="spellEnd"/>
             <w:r>
@@ -1701,7 +1750,25 @@
                 <w:sz w:val="20"/>
                 <w:szCs w:val="20"/>
               </w:rPr>
-              <w:t xml:space="preserve"> {{empresa.email}}</w:t>
+              <w:t xml:space="preserve"> {{</w:t>
+            </w:r>
+            <w:proofErr w:type="spellStart"/>
+            <w:r>
+              <w:rPr>
+                <w:rFonts w:ascii="Arial" w:hAnsi="Arial" w:cs="Arial"/>
+                <w:sz w:val="20"/>
+                <w:szCs w:val="20"/>
+              </w:rPr>
+              <w:t>empresa.email</w:t>
+            </w:r>
+            <w:proofErr w:type="spellEnd"/>
+            <w:r>
+              <w:rPr>
+                <w:rFonts w:ascii="Arial" w:hAnsi="Arial" w:cs="Arial"/>
+                <w:sz w:val="20"/>
+                <w:szCs w:val="20"/>
+              </w:rPr>
+              <w:t>}}</w:t>
             </w:r>
           </w:p>
           <w:p>
@@ -1988,7 +2055,6 @@
       </w:tr>
     </w:tbl>
     <w:p/>
-    <w:p/>
     <w:p>
       <w:r>
         <w:t>______________________</w:t>
@@ -2020,10 +2086,183 @@
       <w:r>
         <w:rPr>
           <w:b/>
+          <w:noProof/>
           <w:sz w:val="20"/>
           <w:szCs w:val="20"/>
         </w:rPr>
-        <w:t xml:space="preserve">   FIRMA DEL ESTUDIANTE</w:t>
+        <mc:AlternateContent>
+          <mc:Choice Requires="wps">
+            <w:drawing>
+              <wp:anchor distT="0" distB="0" distL="114300" distR="114300" simplePos="0" relativeHeight="251659264" behindDoc="0" locked="0" layoutInCell="1" allowOverlap="1" wp14:anchorId="5B820EDB" wp14:editId="5ABA3D67">
+                <wp:simplePos x="0" y="0"/>
+                <wp:positionH relativeFrom="margin">
+                  <wp:align>right</wp:align>
+                </wp:positionH>
+                <wp:positionV relativeFrom="paragraph">
+                  <wp:posOffset>52070</wp:posOffset>
+                </wp:positionV>
+                <wp:extent cx="2695575" cy="466725"/>
+                <wp:effectExtent l="0" t="0" r="9525" b="9525"/>
+                <wp:wrapNone/>
+                <wp:docPr id="3" name="Cuadro de texto 3"/>
+                <wp:cNvGraphicFramePr/>
+                <a:graphic xmlns:a="http://schemas.openxmlformats.org/drawingml/2006/main">
+                  <a:graphicData uri="http://schemas.microsoft.com/office/word/2010/wordprocessingShape">
+                    <wps:wsp>
+                      <wps:cNvSpPr txBox="1"/>
+                      <wps:spPr>
+                        <a:xfrm>
+                          <a:off x="0" y="0"/>
+                          <a:ext cx="2695575" cy="466725"/>
+                        </a:xfrm>
+                        <a:prstGeom prst="rect">
+                          <a:avLst/>
+                        </a:prstGeom>
+                        <a:solidFill>
+                          <a:schemeClr val="lt1"/>
+                        </a:solidFill>
+                        <a:ln w="6350">
+                          <a:noFill/>
+                        </a:ln>
+                      </wps:spPr>
+                      <wps:txbx>
+                        <w:txbxContent>
+                          <w:p>
+                            <w:pPr>
+                              <w:jc w:val="center"/>
+                              <w:rPr>
+                                <w:b/>
+                                <w:sz w:val="20"/>
+                                <w:szCs w:val="20"/>
+                              </w:rPr>
+                            </w:pPr>
+                            <w:r>
+                              <w:rPr>
+                                <w:b/>
+                                <w:sz w:val="20"/>
+                                <w:szCs w:val="20"/>
+                              </w:rPr>
+                              <w:t>{{</w:t>
+                            </w:r>
+                            <w:r>
+                              <w:rPr>
+                                <w:b/>
+                                <w:sz w:val="20"/>
+                                <w:szCs w:val="20"/>
+                              </w:rPr>
+                              <w:t>autoridad_firmante_1</w:t>
+                            </w:r>
+                            <w:r>
+                              <w:rPr>
+                                <w:b/>
+                                <w:sz w:val="20"/>
+                                <w:szCs w:val="20"/>
+                              </w:rPr>
+                              <w:t>}}</w:t>
+                            </w:r>
+                          </w:p>
+                          <w:p>
+                            <w:pPr>
+                              <w:jc w:val="center"/>
+                              <w:rPr>
+                                <w:b/>
+                                <w:sz w:val="20"/>
+                                <w:szCs w:val="20"/>
+                              </w:rPr>
+                            </w:pPr>
+                            <w:r>
+                              <w:rPr>
+                                <w:b/>
+                                <w:sz w:val="20"/>
+                                <w:szCs w:val="20"/>
+                              </w:rPr>
+                              <w:t>JEFE DEL DPTO. DE PASANTIAS</w:t>
+                            </w:r>
+                          </w:p>
+                        </w:txbxContent>
+                      </wps:txbx>
+                      <wps:bodyPr rot="0" spcFirstLastPara="0" vertOverflow="overflow" horzOverflow="overflow" vert="horz" wrap="square" lIns="91440" tIns="45720" rIns="91440" bIns="45720" numCol="1" spcCol="0" rtlCol="0" fromWordArt="0" anchor="t" anchorCtr="0" forceAA="0" compatLnSpc="1">
+                        <a:prstTxWarp prst="textNoShape">
+                          <a:avLst/>
+                        </a:prstTxWarp>
+                        <a:noAutofit/>
+                      </wps:bodyPr>
+                    </wps:wsp>
+                  </a:graphicData>
+                </a:graphic>
+                <wp14:sizeRelH relativeFrom="margin">
+                  <wp14:pctWidth>0</wp14:pctWidth>
+                </wp14:sizeRelH>
+                <wp14:sizeRelV relativeFrom="margin">
+                  <wp14:pctHeight>0</wp14:pctHeight>
+                </wp14:sizeRelV>
+              </wp:anchor>
+            </w:drawing>
+          </mc:Choice>
+          <mc:Fallback>
+            <w:pict>
+              <v:shape w14:anchorId="5B820EDB" id="Cuadro de texto 3" o:spid="_x0000_s1027" type="#_x0000_t202" style="position:absolute;margin-left:161.05pt;margin-top:4.1pt;width:212.25pt;height:36.75pt;z-index:251659264;visibility:visible;mso-wrap-style:square;mso-width-percent:0;mso-height-percent:0;mso-wrap-distance-left:9pt;mso-wrap-distance-top:0;mso-wrap-distance-right:9pt;mso-wrap-distance-bottom:0;mso-position-horizontal:right;mso-position-horizontal-relative:margin;mso-position-vertical:absolute;mso-position-vertical-relative:text;mso-width-percent:0;mso-height-percent:0;mso-width-relative:margin;mso-height-relative:margin;v-text-anchor:top" o:gfxdata="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" fillcolor="white [3201]" stroked="f" strokeweight=".5pt">
+                <v:textbox>
+                  <w:txbxContent>
+                    <w:p>
+                      <w:pPr>
+                        <w:jc w:val="center"/>
+                        <w:rPr>
+                          <w:b/>
+                          <w:sz w:val="20"/>
+                          <w:szCs w:val="20"/>
+                        </w:rPr>
+                      </w:pPr>
+                      <w:r>
+                        <w:rPr>
+                          <w:b/>
+                          <w:sz w:val="20"/>
+                          <w:szCs w:val="20"/>
+                        </w:rPr>
+                        <w:t>{{</w:t>
+                      </w:r>
+                      <w:r>
+                        <w:rPr>
+                          <w:b/>
+                          <w:sz w:val="20"/>
+                          <w:szCs w:val="20"/>
+                        </w:rPr>
+                        <w:t>autoridad_firmante_1</w:t>
+                      </w:r>
+                      <w:r>
+                        <w:rPr>
+                          <w:b/>
+                          <w:sz w:val="20"/>
+                          <w:szCs w:val="20"/>
+                        </w:rPr>
+                        <w:t>}}</w:t>
+                      </w:r>
+                    </w:p>
+                    <w:p>
+                      <w:pPr>
+                        <w:jc w:val="center"/>
+                        <w:rPr>
+                          <w:b/>
+                          <w:sz w:val="20"/>
+                          <w:szCs w:val="20"/>
+                        </w:rPr>
+                      </w:pPr>
+                      <w:r>
+                        <w:rPr>
+                          <w:b/>
+                          <w:sz w:val="20"/>
+                          <w:szCs w:val="20"/>
+                        </w:rPr>
+                        <w:t>JEFE DEL DPTO. DE PASANTIAS</w:t>
+                      </w:r>
+                    </w:p>
+                  </w:txbxContent>
+                </v:textbox>
+                <w10:wrap anchorx="margin"/>
+              </v:shape>
+            </w:pict>
+          </mc:Fallback>
+        </mc:AlternateContent>
       </w:r>
       <w:r>
         <w:rPr>
@@ -2031,7 +2270,7 @@
           <w:sz w:val="20"/>
           <w:szCs w:val="20"/>
         </w:rPr>
-        <w:tab/>
+        <w:t xml:space="preserve">   FIRMA DEL ESTUDIANTE</w:t>
       </w:r>
       <w:r>
         <w:rPr>
@@ -2057,154 +2296,13 @@
         </w:rPr>
         <w:tab/>
       </w:r>
-      <w:proofErr w:type="gramStart"/>
       <w:r>
         <w:rPr>
           <w:b/>
           <w:sz w:val="20"/>
           <w:szCs w:val="20"/>
         </w:rPr>
-        <w:t xml:space="preserve">   </w:t>
-      </w:r>
-      <w:r>
-        <w:rPr>
-          <w:b/>
-          <w:sz w:val="20"/>
-          <w:szCs w:val="20"/>
-        </w:rPr>
-        <w:t>{</w:t>
-      </w:r>
-      <w:proofErr w:type="gramEnd"/>
-      <w:r>
-        <w:rPr>
-          <w:b/>
-          <w:sz w:val="20"/>
-          <w:szCs w:val="20"/>
-        </w:rPr>
-        <w:t>{</w:t>
-      </w:r>
-      <w:r>
-        <w:rPr>
-          <w:b/>
-          <w:sz w:val="20"/>
-          <w:szCs w:val="20"/>
-        </w:rPr>
-        <w:t>autoridad_firmante_1</w:t>
-      </w:r>
-      <w:r>
-        <w:rPr>
-          <w:b/>
-          <w:sz w:val="20"/>
-          <w:szCs w:val="20"/>
-        </w:rPr>
-        <w:t>}}</w:t>
-      </w:r>
-    </w:p>
-    <w:p>
-      <w:pPr>
-        <w:rPr>
-          <w:b/>
-          <w:sz w:val="20"/>
-          <w:szCs w:val="20"/>
-        </w:rPr>
-      </w:pPr>
-      <w:r>
-        <w:rPr>
-          <w:b/>
-          <w:sz w:val="20"/>
-          <w:szCs w:val="20"/>
-        </w:rPr>
         <w:tab/>
-      </w:r>
-      <w:r>
-        <w:rPr>
-          <w:b/>
-          <w:sz w:val="20"/>
-          <w:szCs w:val="20"/>
-        </w:rPr>
-        <w:tab/>
-      </w:r>
-      <w:r>
-        <w:rPr>
-          <w:b/>
-          <w:sz w:val="20"/>
-          <w:szCs w:val="20"/>
-        </w:rPr>
-        <w:tab/>
-      </w:r>
-      <w:r>
-        <w:rPr>
-          <w:b/>
-          <w:sz w:val="20"/>
-          <w:szCs w:val="20"/>
-        </w:rPr>
-        <w:tab/>
-      </w:r>
-      <w:r>
-        <w:rPr>
-          <w:b/>
-          <w:sz w:val="20"/>
-          <w:szCs w:val="20"/>
-        </w:rPr>
-        <w:tab/>
-      </w:r>
-      <w:r>
-        <w:rPr>
-          <w:b/>
-          <w:sz w:val="20"/>
-          <w:szCs w:val="20"/>
-        </w:rPr>
-        <w:tab/>
-      </w:r>
-      <w:r>
-        <w:rPr>
-          <w:b/>
-          <w:sz w:val="20"/>
-          <w:szCs w:val="20"/>
-        </w:rPr>
-        <w:t xml:space="preserve">           </w:t>
-      </w:r>
-      <w:r>
-        <w:rPr>
-          <w:b/>
-          <w:sz w:val="20"/>
-          <w:szCs w:val="20"/>
-        </w:rPr>
-        <w:t>{{</w:t>
-      </w:r>
-      <w:r>
-        <w:rPr>
-          <w:b/>
-          <w:sz w:val="20"/>
-          <w:szCs w:val="20"/>
-        </w:rPr>
-        <w:t>cargo_autoridad_firmante_1</w:t>
-      </w:r>
-      <w:r>
-        <w:rPr>
-          <w:b/>
-          <w:sz w:val="20"/>
-          <w:szCs w:val="20"/>
-        </w:rPr>
-        <w:t xml:space="preserve"> | </w:t>
-      </w:r>
-      <w:proofErr w:type="spellStart"/>
-      <w:r>
-        <w:rPr>
-          <w:b/>
-          <w:sz w:val="20"/>
-          <w:szCs w:val="20"/>
-        </w:rPr>
-        <w:t>upper</w:t>
-      </w:r>
-      <w:proofErr w:type="spellEnd"/>
-      <w:r>
-        <w:rPr>
-          <w:b/>
-          <w:sz w:val="20"/>
-          <w:szCs w:val="20"/>
-        </w:rPr>
-        <w:t>}}</w:t>
       </w:r>
     </w:p>
     <w:sectPr>
@@ -2367,6 +2465,7 @@
         <w:color w:val="17365D" w:themeColor="text2" w:themeShade="BF"/>
       </w:rPr>
     </w:pPr>
+    <w:proofErr w:type="gramStart"/>
     <w:r>
       <w:rPr>
         <w:b/>
@@ -2379,7 +2478,15 @@
         <w:b/>
         <w:color w:val="17365D" w:themeColor="text2" w:themeShade="BF"/>
       </w:rPr>
-      <w:t xml:space="preserve"> de </w:t>
+      <w:t xml:space="preserve"> de</w:t>
+    </w:r>
+    <w:proofErr w:type="gramEnd"/>
+    <w:r>
+      <w:rPr>
+        <w:b/>
+        <w:color w:val="17365D" w:themeColor="text2" w:themeShade="BF"/>
+      </w:rPr>
+      <w:t xml:space="preserve"> </w:t>
     </w:r>
     <w:r>
       <w:rPr>
